--- a/Linear system/hw4.docx
+++ b/Linear system/hw4.docx
@@ -1,6 +1,6 @@
 
 <file path=word/document.xml><?xml version="1.0" encoding="utf-8"?>
-<w:document xmlns:wpc="http://schemas.microsoft.com/office/word/2010/wordprocessingCanvas" xmlns:cx="http://schemas.microsoft.com/office/drawing/2014/chartex" xmlns:cx1="http://schemas.microsoft.com/office/drawing/2015/9/8/chartex" xmlns:cx2="http://schemas.microsoft.com/office/drawing/2015/10/21/chartex" xmlns:cx3="http://schemas.microsoft.com/office/drawing/2016/5/9/chartex" xmlns:cx4="http://schemas.microsoft.com/office/drawing/2016/5/10/chartex" xmlns:cx5="http://schemas.microsoft.com/office/drawing/2016/5/11/chartex" xmlns:cx6="http://schemas.microsoft.com/office/drawing/2016/5/12/chartex" xmlns:cx7="http://schemas.microsoft.com/office/drawing/2016/5/13/chartex" xmlns:cx8="http://schemas.microsoft.com/office/drawing/2016/5/14/chartex" xmlns:mc="http://schemas.openxmlformats.org/markup-compatibility/2006" xmlns:aink="http://schemas.microsoft.com/office/drawing/2016/ink" xmlns:am3d="http://schemas.microsoft.com/office/drawing/2017/model3d" xmlns:o="urn:schemas-microsoft-com:office:office" xmlns:r="http://schemas.openxmlformats.org/officeDocument/2006/relationships" xmlns:m="http://schemas.openxmlformats.org/officeDocument/2006/math" xmlns:v="urn:schemas-microsoft-com:vml" xmlns:wp14="http://schemas.microsoft.com/office/word/2010/wordprocessingDrawing" xmlns:wp="http://schemas.openxmlformats.org/drawingml/2006/wordprocessingDrawing" xmlns:w10="urn:schemas-microsoft-com:office:word" xmlns:w="http://schemas.openxmlformats.org/wordprocessingml/2006/main" xmlns:w14="http://schemas.microsoft.com/office/word/2010/wordml" xmlns:w15="http://schemas.microsoft.com/office/word/2012/wordml" xmlns:w16cex="http://schemas.microsoft.com/office/word/2018/wordml/cex" xmlns:w16cid="http://schemas.microsoft.com/office/word/2016/wordml/cid" xmlns:w16="http://schemas.microsoft.com/office/word/2018/wordml" xmlns:w16se="http://schemas.microsoft.com/office/word/2015/wordml/symex" xmlns:wpg="http://schemas.microsoft.com/office/word/2010/wordprocessingGroup" xmlns:wpi="http://schemas.microsoft.com/office/word/2010/wordprocessingInk" xmlns:wne="http://schemas.microsoft.com/office/word/2006/wordml" xmlns:wps="http://schemas.microsoft.com/office/word/2010/wordprocessingShape" mc:Ignorable="w14 w15 w16se w16cid w16 w16cex wp14">
+<w:document xmlns:wpc="http://schemas.microsoft.com/office/word/2010/wordprocessingCanvas" xmlns:cx="http://schemas.microsoft.com/office/drawing/2014/chartex" xmlns:cx1="http://schemas.microsoft.com/office/drawing/2015/9/8/chartex" xmlns:cx2="http://schemas.microsoft.com/office/drawing/2015/10/21/chartex" xmlns:cx3="http://schemas.microsoft.com/office/drawing/2016/5/9/chartex" xmlns:cx4="http://schemas.microsoft.com/office/drawing/2016/5/10/chartex" xmlns:cx5="http://schemas.microsoft.com/office/drawing/2016/5/11/chartex" xmlns:cx6="http://schemas.microsoft.com/office/drawing/2016/5/12/chartex" xmlns:cx7="http://schemas.microsoft.com/office/drawing/2016/5/13/chartex" xmlns:cx8="http://schemas.microsoft.com/office/drawing/2016/5/14/chartex" xmlns:mc="http://schemas.openxmlformats.org/markup-compatibility/2006" xmlns:aink="http://schemas.microsoft.com/office/drawing/2016/ink" xmlns:am3d="http://schemas.microsoft.com/office/drawing/2017/model3d" xmlns:o="urn:schemas-microsoft-com:office:office" xmlns:r="http://schemas.openxmlformats.org/officeDocument/2006/relationships" xmlns:m="http://schemas.openxmlformats.org/officeDocument/2006/math" xmlns:v="urn:schemas-microsoft-com:vml" xmlns:wp14="http://schemas.microsoft.com/office/word/2010/wordprocessingDrawing" xmlns:wp="http://schemas.openxmlformats.org/drawingml/2006/wordprocessingDrawing" xmlns:w10="urn:schemas-microsoft-com:office:word" xmlns:w="http://schemas.openxmlformats.org/wordprocessingml/2006/main" xmlns:w14="http://schemas.microsoft.com/office/word/2010/wordml" xmlns:w15="http://schemas.microsoft.com/office/word/2012/wordml" xmlns:w16cex="http://schemas.microsoft.com/office/word/2018/wordml/cex" xmlns:w16cid="http://schemas.microsoft.com/office/word/2016/wordml/cid" xmlns:w16="http://schemas.microsoft.com/office/word/2018/wordml" xmlns:w16sdtdh="http://schemas.microsoft.com/office/word/2020/wordml/sdtdatahash" xmlns:w16se="http://schemas.microsoft.com/office/word/2015/wordml/symex" xmlns:wpg="http://schemas.microsoft.com/office/word/2010/wordprocessingGroup" xmlns:wpi="http://schemas.microsoft.com/office/word/2010/wordprocessingInk" xmlns:wne="http://schemas.microsoft.com/office/word/2006/wordml" xmlns:wps="http://schemas.microsoft.com/office/word/2010/wordprocessingShape" mc:Ignorable="w14 w15 w16se w16cid w16 w16cex w16sdtdh wp14">
   <w:body>
     <w:p>
       <w:pPr>
@@ -106,10 +106,10 @@
             <v:path o:extrusionok="f" gradientshapeok="t" o:connecttype="rect"/>
             <o:lock v:ext="edit" aspectratio="t"/>
           </v:shapetype>
-          <v:shape id="_x0000_i1025" type="#_x0000_t75" style="width:153pt;height:34pt" o:ole="">
+          <v:shape id="_x0000_i1025" type="#_x0000_t75" style="width:153pt;height:33.75pt" o:ole="">
             <v:imagedata r:id="rId5" o:title=""/>
           </v:shape>
-          <o:OLEObject Type="Embed" ProgID="Equation.3" ShapeID="_x0000_i1025" DrawAspect="Content" ObjectID="_1826650662" r:id="rId6"/>
+          <o:OLEObject Type="Embed" ProgID="Equation.3" ShapeID="_x0000_i1025" DrawAspect="Content" ObjectID="_1826710450" r:id="rId6"/>
         </w:object>
       </w:r>
     </w:p>
@@ -145,7 +145,7 @@
           <v:shape id="_x0000_i1026" type="#_x0000_t75" style="width:207pt;height:18pt" o:ole="">
             <v:imagedata r:id="rId7" o:title=""/>
           </v:shape>
-          <o:OLEObject Type="Embed" ProgID="Equation.3" ShapeID="_x0000_i1026" DrawAspect="Content" ObjectID="_1826650663" r:id="rId8"/>
+          <o:OLEObject Type="Embed" ProgID="Equation.3" ShapeID="_x0000_i1026" DrawAspect="Content" ObjectID="_1826710451" r:id="rId8"/>
         </w:object>
       </w:r>
     </w:p>
@@ -190,10 +190,10 @@
           <w:position w:val="-32"/>
         </w:rPr>
         <w:object w:dxaOrig="3040" w:dyaOrig="760" w14:anchorId="7F768EF9">
-          <v:shape id="_x0000_i1027" type="#_x0000_t75" style="width:152pt;height:38pt" o:ole="">
+          <v:shape id="_x0000_i1027" type="#_x0000_t75" style="width:152.25pt;height:38.25pt" o:ole="">
             <v:imagedata r:id="rId9" o:title=""/>
           </v:shape>
-          <o:OLEObject Type="Embed" ProgID="Equation.3" ShapeID="_x0000_i1027" DrawAspect="Content" ObjectID="_1826650664" r:id="rId10"/>
+          <o:OLEObject Type="Embed" ProgID="Equation.3" ShapeID="_x0000_i1027" DrawAspect="Content" ObjectID="_1826710452" r:id="rId10"/>
         </w:object>
       </w:r>
     </w:p>
@@ -232,10 +232,10 @@
           <w:position w:val="-70"/>
         </w:rPr>
         <w:object w:dxaOrig="3860" w:dyaOrig="1520" w14:anchorId="4CBBE767">
-          <v:shape id="_x0000_i1028" type="#_x0000_t75" style="width:193pt;height:76pt" o:ole="">
+          <v:shape id="_x0000_i1028" type="#_x0000_t75" style="width:192.75pt;height:75.75pt" o:ole="">
             <v:imagedata r:id="rId11" o:title=""/>
           </v:shape>
-          <o:OLEObject Type="Embed" ProgID="Equation.3" ShapeID="_x0000_i1028" DrawAspect="Content" ObjectID="_1826650665" r:id="rId12"/>
+          <o:OLEObject Type="Embed" ProgID="Equation.3" ShapeID="_x0000_i1028" DrawAspect="Content" ObjectID="_1826710453" r:id="rId12"/>
         </w:object>
       </w:r>
     </w:p>
@@ -243,9 +243,6 @@
       <w:pPr>
         <w:pStyle w:val="a3"/>
         <w:ind w:leftChars="0" w:left="360"/>
-        <w:rPr>
-          <w:rFonts w:hint="eastAsia"/>
-        </w:rPr>
       </w:pPr>
       <w:r>
         <w:rPr>
@@ -325,19 +322,16 @@
         <w:pStyle w:val="a3"/>
         <w:ind w:leftChars="0" w:left="360"/>
         <w:jc w:val="center"/>
-        <w:rPr>
-          <w:rFonts w:hint="eastAsia"/>
-        </w:rPr>
       </w:pPr>
       <w:r>
         <w:rPr>
           <w:position w:val="-6"/>
         </w:rPr>
         <w:object w:dxaOrig="1260" w:dyaOrig="340" w14:anchorId="1F3D3AA5">
-          <v:shape id="_x0000_i1049" type="#_x0000_t75" style="width:63pt;height:17pt" o:ole="">
+          <v:shape id="_x0000_i1029" type="#_x0000_t75" style="width:63pt;height:17.25pt" o:ole="">
             <v:imagedata r:id="rId13" o:title=""/>
           </v:shape>
-          <o:OLEObject Type="Embed" ProgID="Equation.3" ShapeID="_x0000_i1049" DrawAspect="Content" ObjectID="_1826650666" r:id="rId14"/>
+          <o:OLEObject Type="Embed" ProgID="Equation.3" ShapeID="_x0000_i1029" DrawAspect="Content" ObjectID="_1826710454" r:id="rId14"/>
         </w:object>
       </w:r>
     </w:p>
@@ -417,9 +411,6 @@
       <w:pPr>
         <w:pStyle w:val="a3"/>
         <w:ind w:leftChars="0" w:left="360"/>
-        <w:rPr>
-          <w:rFonts w:hint="eastAsia"/>
-        </w:rPr>
       </w:pPr>
     </w:p>
     <w:p>
@@ -690,22 +681,28 @@
               <w:rPr>
                 <w:rFonts w:hint="eastAsia"/>
               </w:rPr>
+              <w:t>七次</w:t>
+            </w:r>
+            <w:r>
+              <w:rPr>
+                <w:rFonts w:hint="eastAsia"/>
+              </w:rPr>
+              <w:t>多項式</w:t>
+            </w:r>
+            <w:r>
+              <w:rPr>
+                <w:rFonts w:hint="eastAsia"/>
+              </w:rPr>
+              <w:t>函數</w:t>
+            </w:r>
+            <w:r>
+              <w:rPr>
+                <w:rFonts w:hint="eastAsia"/>
+              </w:rPr>
               <w:t>x</w:t>
             </w:r>
             <w:r>
               <w:t>(t)</w:t>
-            </w:r>
-            <w:r>
-              <w:rPr>
-                <w:rFonts w:hint="eastAsia"/>
-              </w:rPr>
-              <w:t>多項式</w:t>
-            </w:r>
-            <w:r>
-              <w:rPr>
-                <w:rFonts w:hint="eastAsia"/>
-              </w:rPr>
-              <w:t>函數</w:t>
             </w:r>
           </w:p>
         </w:tc>
@@ -727,22 +724,28 @@
               <w:rPr>
                 <w:rFonts w:hint="eastAsia"/>
               </w:rPr>
+              <w:t>七次</w:t>
+            </w:r>
+            <w:r>
+              <w:rPr>
+                <w:rFonts w:hint="eastAsia"/>
+              </w:rPr>
+              <w:t>多項式</w:t>
+            </w:r>
+            <w:r>
+              <w:rPr>
+                <w:rFonts w:hint="eastAsia"/>
+              </w:rPr>
+              <w:t>函數</w:t>
+            </w:r>
+            <w:r>
+              <w:rPr>
+                <w:rFonts w:hint="eastAsia"/>
+              </w:rPr>
               <w:t>y</w:t>
             </w:r>
             <w:r>
               <w:t>(t)</w:t>
-            </w:r>
-            <w:r>
-              <w:rPr>
-                <w:rFonts w:hint="eastAsia"/>
-              </w:rPr>
-              <w:t>多項式</w:t>
-            </w:r>
-            <w:r>
-              <w:rPr>
-                <w:rFonts w:hint="eastAsia"/>
-              </w:rPr>
-              <w:t>函數</w:t>
             </w:r>
           </w:p>
         </w:tc>
@@ -857,9 +860,9 @@
                 <w:noProof/>
               </w:rPr>
               <w:drawing>
-                <wp:inline distT="0" distB="0" distL="0" distR="0" wp14:anchorId="2F6F1BFE" wp14:editId="27652CB7">
-                  <wp:extent cx="3537326" cy="2654300"/>
-                  <wp:effectExtent l="0" t="0" r="6350" b="0"/>
+                <wp:inline distT="0" distB="0" distL="0" distR="0" wp14:anchorId="2F6F1BFE" wp14:editId="273BBF5F">
+                  <wp:extent cx="3334359" cy="2502000"/>
+                  <wp:effectExtent l="0" t="0" r="0" b="0"/>
                   <wp:docPr id="4" name="圖片 4"/>
                   <wp:cNvGraphicFramePr>
                     <a:graphicFrameLocks xmlns:a="http://schemas.openxmlformats.org/drawingml/2006/main" noChangeAspect="1"/>
@@ -889,7 +892,7 @@
                         <pic:spPr bwMode="auto">
                           <a:xfrm>
                             <a:off x="0" y="0"/>
-                            <a:ext cx="3592522" cy="2695717"/>
+                            <a:ext cx="3334359" cy="2502000"/>
                           </a:xfrm>
                           <a:prstGeom prst="rect">
                             <a:avLst/>
@@ -942,13 +945,444 @@
         <w:rPr>
           <w:rFonts w:hint="eastAsia"/>
         </w:rPr>
+        <w:t>這邊</w:t>
+      </w:r>
+      <w:r>
+        <w:rPr>
+          <w:rFonts w:hint="eastAsia"/>
+        </w:rPr>
+        <w:t>為</w:t>
+      </w:r>
+      <w:r>
+        <w:rPr>
+          <w:rFonts w:hint="eastAsia"/>
+        </w:rPr>
+        <w:t>另一種結果的函數圖形，</w:t>
+      </w:r>
+      <w:r>
+        <w:rPr>
+          <w:rFonts w:hint="eastAsia"/>
+        </w:rPr>
+        <w:t>並</w:t>
+      </w:r>
+      <w:r>
+        <w:rPr>
+          <w:rFonts w:hint="eastAsia"/>
+        </w:rPr>
+        <w:t>將多項式次數降低為</w:t>
+      </w:r>
+      <w:r>
+        <w:rPr>
+          <w:rFonts w:hint="eastAsia"/>
+        </w:rPr>
+        <w:t>5</w:t>
+      </w:r>
+      <w:r>
+        <w:rPr>
+          <w:rFonts w:hint="eastAsia"/>
+        </w:rPr>
+        <w:t>，如下圖所示：</w:t>
+      </w:r>
+    </w:p>
+    <w:tbl>
+      <w:tblPr>
+        <w:tblStyle w:val="a4"/>
+        <w:tblW w:w="0" w:type="auto"/>
+        <w:tblInd w:w="360" w:type="dxa"/>
+        <w:tblBorders>
+          <w:top w:val="none" w:sz="0" w:space="0" w:color="auto"/>
+          <w:left w:val="none" w:sz="0" w:space="0" w:color="auto"/>
+          <w:bottom w:val="none" w:sz="0" w:space="0" w:color="auto"/>
+          <w:right w:val="none" w:sz="0" w:space="0" w:color="auto"/>
+          <w:insideH w:val="none" w:sz="0" w:space="0" w:color="auto"/>
+          <w:insideV w:val="none" w:sz="0" w:space="0" w:color="auto"/>
+        </w:tblBorders>
+        <w:tblLook w:val="04A0" w:firstRow="1" w:lastRow="0" w:firstColumn="1" w:lastColumn="0" w:noHBand="0" w:noVBand="1"/>
+      </w:tblPr>
+      <w:tblGrid>
+        <w:gridCol w:w="3973"/>
+        <w:gridCol w:w="3973"/>
+      </w:tblGrid>
+      <w:tr>
+        <w:tc>
+          <w:tcPr>
+            <w:tcW w:w="3973" w:type="dxa"/>
+          </w:tcPr>
+          <w:p>
+            <w:r>
+              <w:rPr>
+                <w:noProof/>
+              </w:rPr>
+              <w:drawing>
+                <wp:inline distT="0" distB="0" distL="0" distR="0" wp14:anchorId="1345BFB3" wp14:editId="47CC535E">
+                  <wp:extent cx="2433405" cy="1825200"/>
+                  <wp:effectExtent l="0" t="0" r="5080" b="3810"/>
+                  <wp:docPr id="10" name="圖片 10"/>
+                  <wp:cNvGraphicFramePr>
+                    <a:graphicFrameLocks xmlns:a="http://schemas.openxmlformats.org/drawingml/2006/main" noChangeAspect="1"/>
+                  </wp:cNvGraphicFramePr>
+                  <a:graphic xmlns:a="http://schemas.openxmlformats.org/drawingml/2006/main">
+                    <a:graphicData uri="http://schemas.openxmlformats.org/drawingml/2006/picture">
+                      <pic:pic xmlns:pic="http://schemas.openxmlformats.org/drawingml/2006/picture">
+                        <pic:nvPicPr>
+                          <pic:cNvPr id="0" name="Picture 6"/>
+                          <pic:cNvPicPr>
+                            <a:picLocks noChangeAspect="1" noChangeArrowheads="1"/>
+                          </pic:cNvPicPr>
+                        </pic:nvPicPr>
+                        <pic:blipFill>
+                          <a:blip r:embed="rId18" cstate="print">
+                            <a:extLst>
+                              <a:ext uri="{28A0092B-C50C-407E-A947-70E740481C1C}">
+                                <a14:useLocalDpi xmlns:a14="http://schemas.microsoft.com/office/drawing/2010/main" val="0"/>
+                              </a:ext>
+                            </a:extLst>
+                          </a:blip>
+                          <a:srcRect/>
+                          <a:stretch>
+                            <a:fillRect/>
+                          </a:stretch>
+                        </pic:blipFill>
+                        <pic:spPr bwMode="auto">
+                          <a:xfrm>
+                            <a:off x="0" y="0"/>
+                            <a:ext cx="2433405" cy="1825200"/>
+                          </a:xfrm>
+                          <a:prstGeom prst="rect">
+                            <a:avLst/>
+                          </a:prstGeom>
+                          <a:noFill/>
+                          <a:ln>
+                            <a:noFill/>
+                          </a:ln>
+                        </pic:spPr>
+                      </pic:pic>
+                    </a:graphicData>
+                  </a:graphic>
+                </wp:inline>
+              </w:drawing>
+            </w:r>
+          </w:p>
+        </w:tc>
+        <w:tc>
+          <w:tcPr>
+            <w:tcW w:w="3973" w:type="dxa"/>
+          </w:tcPr>
+          <w:p>
+            <w:r>
+              <w:rPr>
+                <w:noProof/>
+              </w:rPr>
+              <w:drawing>
+                <wp:inline distT="0" distB="0" distL="0" distR="0" wp14:anchorId="23ECE2FB" wp14:editId="130A0A58">
+                  <wp:extent cx="2433405" cy="1825200"/>
+                  <wp:effectExtent l="0" t="0" r="5080" b="3810"/>
+                  <wp:docPr id="11" name="圖片 11"/>
+                  <wp:cNvGraphicFramePr>
+                    <a:graphicFrameLocks xmlns:a="http://schemas.openxmlformats.org/drawingml/2006/main" noChangeAspect="1"/>
+                  </wp:cNvGraphicFramePr>
+                  <a:graphic xmlns:a="http://schemas.openxmlformats.org/drawingml/2006/main">
+                    <a:graphicData uri="http://schemas.openxmlformats.org/drawingml/2006/picture">
+                      <pic:pic xmlns:pic="http://schemas.openxmlformats.org/drawingml/2006/picture">
+                        <pic:nvPicPr>
+                          <pic:cNvPr id="0" name="Picture 8"/>
+                          <pic:cNvPicPr>
+                            <a:picLocks noChangeAspect="1" noChangeArrowheads="1"/>
+                          </pic:cNvPicPr>
+                        </pic:nvPicPr>
+                        <pic:blipFill>
+                          <a:blip r:embed="rId19" cstate="print">
+                            <a:extLst>
+                              <a:ext uri="{28A0092B-C50C-407E-A947-70E740481C1C}">
+                                <a14:useLocalDpi xmlns:a14="http://schemas.microsoft.com/office/drawing/2010/main" val="0"/>
+                              </a:ext>
+                            </a:extLst>
+                          </a:blip>
+                          <a:srcRect/>
+                          <a:stretch>
+                            <a:fillRect/>
+                          </a:stretch>
+                        </pic:blipFill>
+                        <pic:spPr bwMode="auto">
+                          <a:xfrm>
+                            <a:off x="0" y="0"/>
+                            <a:ext cx="2433405" cy="1825200"/>
+                          </a:xfrm>
+                          <a:prstGeom prst="rect">
+                            <a:avLst/>
+                          </a:prstGeom>
+                          <a:noFill/>
+                          <a:ln>
+                            <a:noFill/>
+                          </a:ln>
+                        </pic:spPr>
+                      </pic:pic>
+                    </a:graphicData>
+                  </a:graphic>
+                </wp:inline>
+              </w:drawing>
+            </w:r>
+          </w:p>
+        </w:tc>
+      </w:tr>
+      <w:tr>
+        <w:tc>
+          <w:tcPr>
+            <w:tcW w:w="3973" w:type="dxa"/>
+          </w:tcPr>
+          <w:p>
+            <w:pPr>
+              <w:jc w:val="center"/>
+            </w:pPr>
+            <w:r>
+              <w:rPr>
+                <w:rFonts w:hint="eastAsia"/>
+              </w:rPr>
+              <w:t>圖</w:t>
+            </w:r>
+            <w:r>
+              <w:rPr>
+                <w:rFonts w:hint="eastAsia"/>
+              </w:rPr>
+              <w:t>四</w:t>
+            </w:r>
+            <w:r>
+              <w:rPr>
+                <w:rFonts w:hint="eastAsia"/>
+              </w:rPr>
+              <w:t>：</w:t>
+            </w:r>
+            <w:r>
+              <w:rPr>
+                <w:rFonts w:hint="eastAsia"/>
+              </w:rPr>
+              <w:t>五次</w:t>
+            </w:r>
+            <w:r>
+              <w:rPr>
+                <w:rFonts w:hint="eastAsia"/>
+              </w:rPr>
+              <w:t>多項式函數</w:t>
+            </w:r>
+            <w:r>
+              <w:rPr>
+                <w:rFonts w:hint="eastAsia"/>
+              </w:rPr>
+              <w:t>x</w:t>
+            </w:r>
+            <w:r>
+              <w:t>(t)</w:t>
+            </w:r>
+          </w:p>
+        </w:tc>
+        <w:tc>
+          <w:tcPr>
+            <w:tcW w:w="3973" w:type="dxa"/>
+          </w:tcPr>
+          <w:p>
+            <w:pPr>
+              <w:jc w:val="center"/>
+            </w:pPr>
+            <w:r>
+              <w:rPr>
+                <w:rFonts w:hint="eastAsia"/>
+              </w:rPr>
+              <w:t>圖</w:t>
+            </w:r>
+            <w:r>
+              <w:rPr>
+                <w:rFonts w:hint="eastAsia"/>
+              </w:rPr>
+              <w:t>五</w:t>
+            </w:r>
+            <w:r>
+              <w:rPr>
+                <w:rFonts w:hint="eastAsia"/>
+              </w:rPr>
+              <w:t>：</w:t>
+            </w:r>
+            <w:r>
+              <w:rPr>
+                <w:rFonts w:hint="eastAsia"/>
+              </w:rPr>
+              <w:t>五</w:t>
+            </w:r>
+            <w:r>
+              <w:rPr>
+                <w:rFonts w:hint="eastAsia"/>
+              </w:rPr>
+              <w:t>次</w:t>
+            </w:r>
+            <w:r>
+              <w:rPr>
+                <w:rFonts w:hint="eastAsia"/>
+              </w:rPr>
+              <w:t>多項式函數</w:t>
+            </w:r>
+            <w:r>
+              <w:rPr>
+                <w:rFonts w:hint="eastAsia"/>
+              </w:rPr>
+              <w:t>y</w:t>
+            </w:r>
+            <w:r>
+              <w:t>(t)</w:t>
+            </w:r>
+          </w:p>
+        </w:tc>
+      </w:tr>
+      <w:tr>
+        <w:tc>
+          <w:tcPr>
+            <w:tcW w:w="7946" w:type="dxa"/>
+            <w:gridSpan w:val="2"/>
+          </w:tcPr>
+          <w:p>
+            <w:pPr>
+              <w:jc w:val="center"/>
+            </w:pPr>
+            <w:r>
+              <w:rPr>
+                <w:noProof/>
+              </w:rPr>
+              <w:drawing>
+                <wp:inline distT="0" distB="0" distL="0" distR="0" wp14:anchorId="3C074E72" wp14:editId="16BEADAE">
+                  <wp:extent cx="3335732" cy="2502000"/>
+                  <wp:effectExtent l="0" t="0" r="0" b="0"/>
+                  <wp:docPr id="13" name="圖片 13"/>
+                  <wp:cNvGraphicFramePr>
+                    <a:graphicFrameLocks xmlns:a="http://schemas.openxmlformats.org/drawingml/2006/main" noChangeAspect="1"/>
+                  </wp:cNvGraphicFramePr>
+                  <a:graphic xmlns:a="http://schemas.openxmlformats.org/drawingml/2006/main">
+                    <a:graphicData uri="http://schemas.openxmlformats.org/drawingml/2006/picture">
+                      <pic:pic xmlns:pic="http://schemas.openxmlformats.org/drawingml/2006/picture">
+                        <pic:nvPicPr>
+                          <pic:cNvPr id="0" name="Picture 10"/>
+                          <pic:cNvPicPr>
+                            <a:picLocks noChangeAspect="1" noChangeArrowheads="1"/>
+                          </pic:cNvPicPr>
+                        </pic:nvPicPr>
+                        <pic:blipFill>
+                          <a:blip r:embed="rId20">
+                            <a:extLst>
+                              <a:ext uri="{28A0092B-C50C-407E-A947-70E740481C1C}">
+                                <a14:useLocalDpi xmlns:a14="http://schemas.microsoft.com/office/drawing/2010/main" val="0"/>
+                              </a:ext>
+                            </a:extLst>
+                          </a:blip>
+                          <a:srcRect/>
+                          <a:stretch>
+                            <a:fillRect/>
+                          </a:stretch>
+                        </pic:blipFill>
+                        <pic:spPr bwMode="auto">
+                          <a:xfrm>
+                            <a:off x="0" y="0"/>
+                            <a:ext cx="3335732" cy="2502000"/>
+                          </a:xfrm>
+                          <a:prstGeom prst="rect">
+                            <a:avLst/>
+                          </a:prstGeom>
+                          <a:noFill/>
+                          <a:ln>
+                            <a:noFill/>
+                          </a:ln>
+                        </pic:spPr>
+                      </pic:pic>
+                    </a:graphicData>
+                  </a:graphic>
+                </wp:inline>
+              </w:drawing>
+            </w:r>
+          </w:p>
+        </w:tc>
+      </w:tr>
+      <w:tr>
+        <w:tc>
+          <w:tcPr>
+            <w:tcW w:w="7946" w:type="dxa"/>
+            <w:gridSpan w:val="2"/>
+          </w:tcPr>
+          <w:p>
+            <w:pPr>
+              <w:jc w:val="center"/>
+            </w:pPr>
+            <w:r>
+              <w:rPr>
+                <w:rFonts w:hint="eastAsia"/>
+              </w:rPr>
+              <w:t>圖</w:t>
+            </w:r>
+            <w:r>
+              <w:rPr>
+                <w:rFonts w:hint="eastAsia"/>
+              </w:rPr>
+              <w:t>六</w:t>
+            </w:r>
+            <w:r>
+              <w:rPr>
+                <w:rFonts w:hint="eastAsia"/>
+              </w:rPr>
+              <w:t>：兩函數所構成之圓</w:t>
+            </w:r>
+          </w:p>
+        </w:tc>
+      </w:tr>
+    </w:tbl>
+    <w:p>
+      <w:pPr>
+        <w:rPr>
+          <w:rFonts w:hint="eastAsia"/>
+        </w:rPr>
+      </w:pPr>
+      <w:r>
+        <w:tab/>
+      </w:r>
+      <w:r>
+        <w:rPr>
+          <w:rFonts w:hint="eastAsia"/>
+        </w:rPr>
+        <w:t>上述圖表刻意讓誤差變大是為了看出圖形的描繪過程，圖六右邊的凹點即是第一</w:t>
+      </w:r>
+      <w:r>
+        <w:rPr>
+          <w:rFonts w:hint="eastAsia"/>
+        </w:rPr>
+        <w:t>點</w:t>
+      </w:r>
+      <w:r>
+        <w:rPr>
+          <w:rFonts w:hint="eastAsia"/>
+        </w:rPr>
+        <w:t>和最後一點取樣點沒有連續所導致的</w:t>
+      </w:r>
+      <w:r>
+        <w:rPr>
+          <w:rFonts w:hint="eastAsia"/>
+        </w:rPr>
+        <w:t>。</w:t>
+      </w:r>
+    </w:p>
+    <w:p>
+      <w:pPr>
+        <w:widowControl/>
+        <w:ind w:firstLine="480"/>
+      </w:pPr>
+      <w:r>
+        <w:br w:type="page"/>
+      </w:r>
+      <w:r>
+        <w:rPr>
+          <w:rFonts w:hint="eastAsia"/>
+        </w:rPr>
+        <w:lastRenderedPageBreak/>
         <w:t>接下來</w:t>
       </w:r>
       <w:r>
         <w:rPr>
           <w:rFonts w:hint="eastAsia"/>
         </w:rPr>
-        <w:t>便開始分析誤差，</w:t>
+        <w:t>開始分析誤差，</w:t>
       </w:r>
       <w:r>
         <w:rPr>
@@ -1013,9 +1447,6 @@
           <w:p>
             <w:pPr>
               <w:jc w:val="center"/>
-              <w:rPr>
-                <w:rFonts w:hint="eastAsia"/>
-              </w:rPr>
             </w:pPr>
             <w:r>
               <w:rPr>
@@ -1040,7 +1471,7 @@
                           </pic:cNvPicPr>
                         </pic:nvPicPr>
                         <pic:blipFill>
-                          <a:blip r:embed="rId18" cstate="print">
+                          <a:blip r:embed="rId21" cstate="print">
                             <a:extLst>
                               <a:ext uri="{28A0092B-C50C-407E-A947-70E740481C1C}">
                                 <a14:useLocalDpi xmlns:a14="http://schemas.microsoft.com/office/drawing/2010/main" val="0"/>
@@ -1080,9 +1511,6 @@
           <w:p>
             <w:pPr>
               <w:jc w:val="center"/>
-              <w:rPr>
-                <w:rFonts w:hint="eastAsia"/>
-              </w:rPr>
             </w:pPr>
             <w:r>
               <w:rPr>
@@ -1106,7 +1534,7 @@
                           </pic:cNvPicPr>
                         </pic:nvPicPr>
                         <pic:blipFill>
-                          <a:blip r:embed="rId19" cstate="print">
+                          <a:blip r:embed="rId22" cstate="print">
                             <a:extLst>
                               <a:ext uri="{28A0092B-C50C-407E-A947-70E740481C1C}">
                                 <a14:useLocalDpi xmlns:a14="http://schemas.microsoft.com/office/drawing/2010/main" val="0"/>
@@ -1148,15 +1576,18 @@
           <w:p>
             <w:pPr>
               <w:jc w:val="center"/>
-              <w:rPr>
-                <w:rFonts w:hint="eastAsia"/>
-              </w:rPr>
             </w:pPr>
             <w:r>
               <w:rPr>
                 <w:rFonts w:hint="eastAsia"/>
               </w:rPr>
-              <w:t>圖四：</w:t>
+              <w:t>表一</w:t>
+            </w:r>
+            <w:r>
+              <w:rPr>
+                <w:rFonts w:hint="eastAsia"/>
+              </w:rPr>
+              <w:t>：</w:t>
             </w:r>
             <w:r>
               <w:rPr>
@@ -1188,21 +1619,12 @@
           <w:p>
             <w:pPr>
               <w:jc w:val="center"/>
-              <w:rPr>
-                <w:rFonts w:hint="eastAsia"/>
-              </w:rPr>
             </w:pPr>
             <w:r>
               <w:rPr>
                 <w:rFonts w:hint="eastAsia"/>
               </w:rPr>
-              <w:t>圖</w:t>
-            </w:r>
-            <w:r>
-              <w:rPr>
-                <w:rFonts w:hint="eastAsia"/>
-              </w:rPr>
-              <w:t>五</w:t>
+              <w:t>表二</w:t>
             </w:r>
             <w:r>
               <w:rPr>
@@ -1242,9 +1664,6 @@
           <w:p>
             <w:pPr>
               <w:jc w:val="center"/>
-              <w:rPr>
-                <w:rFonts w:hint="eastAsia"/>
-              </w:rPr>
             </w:pPr>
             <w:r>
               <w:rPr>
@@ -1268,7 +1687,7 @@
                           </pic:cNvPicPr>
                         </pic:nvPicPr>
                         <pic:blipFill>
-                          <a:blip r:embed="rId20" cstate="print">
+                          <a:blip r:embed="rId23" cstate="print">
                             <a:extLst>
                               <a:ext uri="{28A0092B-C50C-407E-A947-70E740481C1C}">
                                 <a14:useLocalDpi xmlns:a14="http://schemas.microsoft.com/office/drawing/2010/main" val="0"/>
@@ -1308,9 +1727,6 @@
           <w:p>
             <w:pPr>
               <w:jc w:val="center"/>
-              <w:rPr>
-                <w:rFonts w:hint="eastAsia"/>
-              </w:rPr>
             </w:pPr>
             <w:r>
               <w:rPr>
@@ -1334,7 +1750,7 @@
                           </pic:cNvPicPr>
                         </pic:nvPicPr>
                         <pic:blipFill>
-                          <a:blip r:embed="rId21" cstate="print">
+                          <a:blip r:embed="rId24" cstate="print">
                             <a:extLst>
                               <a:ext uri="{28A0092B-C50C-407E-A947-70E740481C1C}">
                                 <a14:useLocalDpi xmlns:a14="http://schemas.microsoft.com/office/drawing/2010/main" val="0"/>
@@ -1376,21 +1792,12 @@
           <w:p>
             <w:pPr>
               <w:jc w:val="center"/>
-              <w:rPr>
-                <w:rFonts w:hint="eastAsia"/>
-              </w:rPr>
             </w:pPr>
             <w:r>
               <w:rPr>
                 <w:rFonts w:hint="eastAsia"/>
               </w:rPr>
-              <w:t>圖</w:t>
-            </w:r>
-            <w:r>
-              <w:rPr>
-                <w:rFonts w:hint="eastAsia"/>
-              </w:rPr>
-              <w:t>六</w:t>
+              <w:t>表三</w:t>
             </w:r>
             <w:r>
               <w:rPr>
@@ -1428,21 +1835,12 @@
           <w:p>
             <w:pPr>
               <w:jc w:val="center"/>
-              <w:rPr>
-                <w:rFonts w:hint="eastAsia"/>
-              </w:rPr>
             </w:pPr>
             <w:r>
               <w:rPr>
                 <w:rFonts w:hint="eastAsia"/>
               </w:rPr>
-              <w:t>圖</w:t>
-            </w:r>
-            <w:r>
-              <w:rPr>
-                <w:rFonts w:hint="eastAsia"/>
-              </w:rPr>
-              <w:t>七</w:t>
+              <w:t>表四</w:t>
             </w:r>
             <w:r>
               <w:rPr>
@@ -1502,14 +1900,7 @@
         <w:rPr>
           <w:rFonts w:hint="eastAsia"/>
         </w:rPr>
-        <w:lastRenderedPageBreak/>
-        <w:t>直到</w:t>
-      </w:r>
-      <w:r>
-        <w:rPr>
-          <w:rFonts w:hint="eastAsia"/>
-        </w:rPr>
-        <w:t>次數</w:t>
+        <w:t>直到次數</w:t>
       </w:r>
       <w:r>
         <w:rPr>
@@ -1797,10 +2188,15 @@
       <w:pPr>
         <w:widowControl/>
         <w:ind w:firstLine="480"/>
-        <w:rPr>
-          <w:rFonts w:hint="eastAsia"/>
-        </w:rPr>
-      </w:pPr>
+      </w:pPr>
+    </w:p>
+    <w:p>
+      <w:pPr>
+        <w:widowControl/>
+      </w:pPr>
+      <w:r>
+        <w:br w:type="page"/>
+      </w:r>
     </w:p>
     <w:p>
       <w:pPr>
@@ -1816,6 +2212,7 @@
         <w:rPr>
           <w:rFonts w:hint="eastAsia"/>
         </w:rPr>
+        <w:lastRenderedPageBreak/>
         <w:t>心得</w:t>
       </w:r>
     </w:p>
@@ -1904,9 +2301,6 @@
       <w:pPr>
         <w:widowControl/>
         <w:ind w:firstLine="360"/>
-        <w:rPr>
-          <w:rFonts w:hint="eastAsia"/>
-        </w:rPr>
       </w:pPr>
       <w:r>
         <w:rPr>
@@ -1918,7 +2312,7 @@
         <w:rPr>
           <w:rFonts w:hint="eastAsia"/>
         </w:rPr>
-        <w:t>。</w:t>
+        <w:t>，</w:t>
       </w:r>
       <w:r>
         <w:rPr>
@@ -1936,7 +2330,19 @@
         <w:rPr>
           <w:rFonts w:hint="eastAsia"/>
         </w:rPr>
-        <w:t>我只將原本變數初始化一次，接下來額外宣告變數</w:t>
+        <w:t>我只將原本變數初始化一次，</w:t>
+      </w:r>
+      <w:r>
+        <w:rPr>
+          <w:rFonts w:hint="eastAsia"/>
+        </w:rPr>
+        <w:t>並</w:t>
+      </w:r>
+      <w:r>
+        <w:rPr>
+          <w:rFonts w:hint="eastAsia"/>
+        </w:rPr>
+        <w:t>額外宣告變數</w:t>
       </w:r>
       <w:r>
         <w:rPr>
@@ -2002,9 +2408,6 @@
       <w:pPr>
         <w:widowControl/>
         <w:ind w:firstLine="360"/>
-        <w:rPr>
-          <w:rFonts w:hint="eastAsia"/>
-        </w:rPr>
       </w:pPr>
       <w:r>
         <w:rPr>
@@ -2016,19 +2419,7 @@
         <w:rPr>
           <w:rFonts w:hint="eastAsia"/>
         </w:rPr>
-        <w:t>上的應用，而</w:t>
-      </w:r>
-      <w:r>
-        <w:rPr>
-          <w:rFonts w:hint="eastAsia"/>
-        </w:rPr>
-        <w:t>不只是紙上推導</w:t>
-      </w:r>
-      <w:r>
-        <w:rPr>
-          <w:rFonts w:hint="eastAsia"/>
-        </w:rPr>
-        <w:t>，並且訓練了驗證演算法和對不同條件的結果做分析、視覺化的能力。</w:t>
+        <w:t>上的應用，而不只是紙上推導，並且訓練了驗證演算法和對不同條件的結果做分析、視覺化的能力。</w:t>
       </w:r>
     </w:p>
     <w:sectPr>
@@ -2042,7 +2433,7 @@
 </file>
 
 <file path=word/numbering.xml><?xml version="1.0" encoding="utf-8"?>
-<w:numbering xmlns:wpc="http://schemas.microsoft.com/office/word/2010/wordprocessingCanvas" xmlns:cx="http://schemas.microsoft.com/office/drawing/2014/chartex" xmlns:cx1="http://schemas.microsoft.com/office/drawing/2015/9/8/chartex" xmlns:cx2="http://schemas.microsoft.com/office/drawing/2015/10/21/chartex" xmlns:cx3="http://schemas.microsoft.com/office/drawing/2016/5/9/chartex" xmlns:cx4="http://schemas.microsoft.com/office/drawing/2016/5/10/chartex" xmlns:cx5="http://schemas.microsoft.com/office/drawing/2016/5/11/chartex" xmlns:cx6="http://schemas.microsoft.com/office/drawing/2016/5/12/chartex" xmlns:cx7="http://schemas.microsoft.com/office/drawing/2016/5/13/chartex" xmlns:cx8="http://schemas.microsoft.com/office/drawing/2016/5/14/chartex" xmlns:mc="http://schemas.openxmlformats.org/markup-compatibility/2006" xmlns:aink="http://schemas.microsoft.com/office/drawing/2016/ink" xmlns:am3d="http://schemas.microsoft.com/office/drawing/2017/model3d" xmlns:o="urn:schemas-microsoft-com:office:office" xmlns:r="http://schemas.openxmlformats.org/officeDocument/2006/relationships" xmlns:m="http://schemas.openxmlformats.org/officeDocument/2006/math" xmlns:v="urn:schemas-microsoft-com:vml" xmlns:wp14="http://schemas.microsoft.com/office/word/2010/wordprocessingDrawing" xmlns:wp="http://schemas.openxmlformats.org/drawingml/2006/wordprocessingDrawing" xmlns:w10="urn:schemas-microsoft-com:office:word" xmlns:w="http://schemas.openxmlformats.org/wordprocessingml/2006/main" xmlns:w14="http://schemas.microsoft.com/office/word/2010/wordml" xmlns:w15="http://schemas.microsoft.com/office/word/2012/wordml" xmlns:w16cex="http://schemas.microsoft.com/office/word/2018/wordml/cex" xmlns:w16cid="http://schemas.microsoft.com/office/word/2016/wordml/cid" xmlns:w16="http://schemas.microsoft.com/office/word/2018/wordml" xmlns:w16se="http://schemas.microsoft.com/office/word/2015/wordml/symex" xmlns:wpg="http://schemas.microsoft.com/office/word/2010/wordprocessingGroup" xmlns:wpi="http://schemas.microsoft.com/office/word/2010/wordprocessingInk" xmlns:wne="http://schemas.microsoft.com/office/word/2006/wordml" xmlns:wps="http://schemas.microsoft.com/office/word/2010/wordprocessingShape" mc:Ignorable="w14 w15 w16se w16cid w16 w16cex wp14">
+<w:numbering xmlns:wpc="http://schemas.microsoft.com/office/word/2010/wordprocessingCanvas" xmlns:cx="http://schemas.microsoft.com/office/drawing/2014/chartex" xmlns:cx1="http://schemas.microsoft.com/office/drawing/2015/9/8/chartex" xmlns:cx2="http://schemas.microsoft.com/office/drawing/2015/10/21/chartex" xmlns:cx3="http://schemas.microsoft.com/office/drawing/2016/5/9/chartex" xmlns:cx4="http://schemas.microsoft.com/office/drawing/2016/5/10/chartex" xmlns:cx5="http://schemas.microsoft.com/office/drawing/2016/5/11/chartex" xmlns:cx6="http://schemas.microsoft.com/office/drawing/2016/5/12/chartex" xmlns:cx7="http://schemas.microsoft.com/office/drawing/2016/5/13/chartex" xmlns:cx8="http://schemas.microsoft.com/office/drawing/2016/5/14/chartex" xmlns:mc="http://schemas.openxmlformats.org/markup-compatibility/2006" xmlns:aink="http://schemas.microsoft.com/office/drawing/2016/ink" xmlns:am3d="http://schemas.microsoft.com/office/drawing/2017/model3d" xmlns:o="urn:schemas-microsoft-com:office:office" xmlns:r="http://schemas.openxmlformats.org/officeDocument/2006/relationships" xmlns:m="http://schemas.openxmlformats.org/officeDocument/2006/math" xmlns:v="urn:schemas-microsoft-com:vml" xmlns:wp14="http://schemas.microsoft.com/office/word/2010/wordprocessingDrawing" xmlns:wp="http://schemas.openxmlformats.org/drawingml/2006/wordprocessingDrawing" xmlns:w10="urn:schemas-microsoft-com:office:word" xmlns:w="http://schemas.openxmlformats.org/wordprocessingml/2006/main" xmlns:w14="http://schemas.microsoft.com/office/word/2010/wordml" xmlns:w15="http://schemas.microsoft.com/office/word/2012/wordml" xmlns:w16cex="http://schemas.microsoft.com/office/word/2018/wordml/cex" xmlns:w16cid="http://schemas.microsoft.com/office/word/2016/wordml/cid" xmlns:w16="http://schemas.microsoft.com/office/word/2018/wordml" xmlns:w16sdtdh="http://schemas.microsoft.com/office/word/2020/wordml/sdtdatahash" xmlns:w16se="http://schemas.microsoft.com/office/word/2015/wordml/symex" xmlns:wpg="http://schemas.microsoft.com/office/word/2010/wordprocessingGroup" xmlns:wpi="http://schemas.microsoft.com/office/word/2010/wordprocessingInk" xmlns:wne="http://schemas.microsoft.com/office/word/2006/wordml" xmlns:wps="http://schemas.microsoft.com/office/word/2010/wordprocessingShape" mc:Ignorable="w14 w15 w16se w16cid w16 w16cex w16sdtdh wp14">
   <w:abstractNum w:abstractNumId="0" w15:restartNumberingAfterBreak="0">
     <w:nsid w:val="5C7A051C"/>
     <w:multiLevelType w:val="hybridMultilevel"/>
@@ -2231,7 +2622,7 @@
 </file>
 
 <file path=word/styles.xml><?xml version="1.0" encoding="utf-8"?>
-<w:styles xmlns:mc="http://schemas.openxmlformats.org/markup-compatibility/2006" xmlns:r="http://schemas.openxmlformats.org/officeDocument/2006/relationships" xmlns:w="http://schemas.openxmlformats.org/wordprocessingml/2006/main" xmlns:w14="http://schemas.microsoft.com/office/word/2010/wordml" xmlns:w15="http://schemas.microsoft.com/office/word/2012/wordml" xmlns:w16cex="http://schemas.microsoft.com/office/word/2018/wordml/cex" xmlns:w16cid="http://schemas.microsoft.com/office/word/2016/wordml/cid" xmlns:w16="http://schemas.microsoft.com/office/word/2018/wordml" xmlns:w16se="http://schemas.microsoft.com/office/word/2015/wordml/symex" mc:Ignorable="w14 w15 w16se w16cid w16 w16cex">
+<w:styles xmlns:mc="http://schemas.openxmlformats.org/markup-compatibility/2006" xmlns:r="http://schemas.openxmlformats.org/officeDocument/2006/relationships" xmlns:w="http://schemas.openxmlformats.org/wordprocessingml/2006/main" xmlns:w14="http://schemas.microsoft.com/office/word/2010/wordml" xmlns:w15="http://schemas.microsoft.com/office/word/2012/wordml" xmlns:w16cex="http://schemas.microsoft.com/office/word/2018/wordml/cex" xmlns:w16cid="http://schemas.microsoft.com/office/word/2016/wordml/cid" xmlns:w16="http://schemas.microsoft.com/office/word/2018/wordml" xmlns:w16sdtdh="http://schemas.microsoft.com/office/word/2020/wordml/sdtdatahash" xmlns:w16se="http://schemas.microsoft.com/office/word/2015/wordml/symex" mc:Ignorable="w14 w15 w16se w16cid w16 w16cex w16sdtdh">
   <w:docDefaults>
     <w:rPrDefault>
       <w:rPr>

--- a/Linear system/hw4.docx
+++ b/Linear system/hw4.docx
@@ -109,7 +109,7 @@
           <v:shape id="_x0000_i1025" type="#_x0000_t75" style="width:153pt;height:33.75pt" o:ole="">
             <v:imagedata r:id="rId5" o:title=""/>
           </v:shape>
-          <o:OLEObject Type="Embed" ProgID="Equation.3" ShapeID="_x0000_i1025" DrawAspect="Content" ObjectID="_1826710450" r:id="rId6"/>
+          <o:OLEObject Type="Embed" ProgID="Equation.3" ShapeID="_x0000_i1025" DrawAspect="Content" ObjectID="_1826719268" r:id="rId6"/>
         </w:object>
       </w:r>
     </w:p>
@@ -145,7 +145,7 @@
           <v:shape id="_x0000_i1026" type="#_x0000_t75" style="width:207pt;height:18pt" o:ole="">
             <v:imagedata r:id="rId7" o:title=""/>
           </v:shape>
-          <o:OLEObject Type="Embed" ProgID="Equation.3" ShapeID="_x0000_i1026" DrawAspect="Content" ObjectID="_1826710451" r:id="rId8"/>
+          <o:OLEObject Type="Embed" ProgID="Equation.3" ShapeID="_x0000_i1026" DrawAspect="Content" ObjectID="_1826719269" r:id="rId8"/>
         </w:object>
       </w:r>
     </w:p>
@@ -193,7 +193,7 @@
           <v:shape id="_x0000_i1027" type="#_x0000_t75" style="width:152.25pt;height:38.25pt" o:ole="">
             <v:imagedata r:id="rId9" o:title=""/>
           </v:shape>
-          <o:OLEObject Type="Embed" ProgID="Equation.3" ShapeID="_x0000_i1027" DrawAspect="Content" ObjectID="_1826710452" r:id="rId10"/>
+          <o:OLEObject Type="Embed" ProgID="Equation.3" ShapeID="_x0000_i1027" DrawAspect="Content" ObjectID="_1826719270" r:id="rId10"/>
         </w:object>
       </w:r>
     </w:p>
@@ -235,7 +235,7 @@
           <v:shape id="_x0000_i1028" type="#_x0000_t75" style="width:192.75pt;height:75.75pt" o:ole="">
             <v:imagedata r:id="rId11" o:title=""/>
           </v:shape>
-          <o:OLEObject Type="Embed" ProgID="Equation.3" ShapeID="_x0000_i1028" DrawAspect="Content" ObjectID="_1826710453" r:id="rId12"/>
+          <o:OLEObject Type="Embed" ProgID="Equation.3" ShapeID="_x0000_i1028" DrawAspect="Content" ObjectID="_1826719271" r:id="rId12"/>
         </w:object>
       </w:r>
     </w:p>
@@ -331,7 +331,7 @@
           <v:shape id="_x0000_i1029" type="#_x0000_t75" style="width:63pt;height:17.25pt" o:ole="">
             <v:imagedata r:id="rId13" o:title=""/>
           </v:shape>
-          <o:OLEObject Type="Embed" ProgID="Equation.3" ShapeID="_x0000_i1029" DrawAspect="Content" ObjectID="_1826710454" r:id="rId14"/>
+          <o:OLEObject Type="Embed" ProgID="Equation.3" ShapeID="_x0000_i1029" DrawAspect="Content" ObjectID="_1826719272" r:id="rId14"/>
         </w:object>
       </w:r>
     </w:p>
@@ -1138,31 +1138,7 @@
               <w:rPr>
                 <w:rFonts w:hint="eastAsia"/>
               </w:rPr>
-              <w:t>圖</w:t>
-            </w:r>
-            <w:r>
-              <w:rPr>
-                <w:rFonts w:hint="eastAsia"/>
-              </w:rPr>
-              <w:t>四</w:t>
-            </w:r>
-            <w:r>
-              <w:rPr>
-                <w:rFonts w:hint="eastAsia"/>
-              </w:rPr>
-              <w:t>：</w:t>
-            </w:r>
-            <w:r>
-              <w:rPr>
-                <w:rFonts w:hint="eastAsia"/>
-              </w:rPr>
-              <w:t>五次</w:t>
-            </w:r>
-            <w:r>
-              <w:rPr>
-                <w:rFonts w:hint="eastAsia"/>
-              </w:rPr>
-              <w:t>多項式函數</w:t>
+              <w:t>圖四：五次多項式函數</w:t>
             </w:r>
             <w:r>
               <w:rPr>
@@ -1187,7 +1163,7 @@
               <w:rPr>
                 <w:rFonts w:hint="eastAsia"/>
               </w:rPr>
-              <w:t>圖</w:t>
+              <w:t>圖五：</w:t>
             </w:r>
             <w:r>
               <w:rPr>
@@ -1199,25 +1175,7 @@
               <w:rPr>
                 <w:rFonts w:hint="eastAsia"/>
               </w:rPr>
-              <w:t>：</w:t>
-            </w:r>
-            <w:r>
-              <w:rPr>
-                <w:rFonts w:hint="eastAsia"/>
-              </w:rPr>
-              <w:t>五</w:t>
-            </w:r>
-            <w:r>
-              <w:rPr>
-                <w:rFonts w:hint="eastAsia"/>
-              </w:rPr>
-              <w:t>次</w:t>
-            </w:r>
-            <w:r>
-              <w:rPr>
-                <w:rFonts w:hint="eastAsia"/>
-              </w:rPr>
-              <w:t>多項式函數</w:t>
+              <w:t>次多項式函數</w:t>
             </w:r>
             <w:r>
               <w:rPr>
@@ -1311,30 +1269,13 @@
               <w:rPr>
                 <w:rFonts w:hint="eastAsia"/>
               </w:rPr>
-              <w:t>圖</w:t>
-            </w:r>
-            <w:r>
-              <w:rPr>
-                <w:rFonts w:hint="eastAsia"/>
-              </w:rPr>
-              <w:t>六</w:t>
-            </w:r>
-            <w:r>
-              <w:rPr>
-                <w:rFonts w:hint="eastAsia"/>
-              </w:rPr>
-              <w:t>：兩函數所構成之圓</w:t>
+              <w:t>圖六：兩函數所構成之圓</w:t>
             </w:r>
           </w:p>
         </w:tc>
       </w:tr>
     </w:tbl>
     <w:p>
-      <w:pPr>
-        <w:rPr>
-          <w:rFonts w:hint="eastAsia"/>
-        </w:rPr>
-      </w:pPr>
       <w:r>
         <w:tab/>
       </w:r>
@@ -1418,7 +1359,19 @@
         <w:rPr>
           <w:rFonts w:hint="eastAsia"/>
         </w:rPr>
-        <w:t>分解在原系統的誤差：</w:t>
+        <w:t>分解在原系統的</w:t>
+      </w:r>
+      <w:r>
+        <w:rPr>
+          <w:rFonts w:hint="eastAsia"/>
+        </w:rPr>
+        <w:t>絕對</w:t>
+      </w:r>
+      <w:r>
+        <w:rPr>
+          <w:rFonts w:hint="eastAsia"/>
+        </w:rPr>
+        <w:t>誤差：</w:t>
       </w:r>
     </w:p>
     <w:tbl>
@@ -1581,7 +1534,7 @@
               <w:rPr>
                 <w:rFonts w:hint="eastAsia"/>
               </w:rPr>
-              <w:t>表一</w:t>
+              <w:t>圖七</w:t>
             </w:r>
             <w:r>
               <w:rPr>
@@ -1624,7 +1577,7 @@
               <w:rPr>
                 <w:rFonts w:hint="eastAsia"/>
               </w:rPr>
-              <w:t>表二</w:t>
+              <w:t>圖八</w:t>
             </w:r>
             <w:r>
               <w:rPr>
@@ -1797,7 +1750,7 @@
               <w:rPr>
                 <w:rFonts w:hint="eastAsia"/>
               </w:rPr>
-              <w:t>表三</w:t>
+              <w:t>圖九</w:t>
             </w:r>
             <w:r>
               <w:rPr>
@@ -1840,7 +1793,7 @@
               <w:rPr>
                 <w:rFonts w:hint="eastAsia"/>
               </w:rPr>
-              <w:t>表四</w:t>
+              <w:t>圖十</w:t>
             </w:r>
             <w:r>
               <w:rPr>
@@ -1888,7 +1841,19 @@
         <w:rPr>
           <w:rFonts w:hint="eastAsia"/>
         </w:rPr>
-        <w:t>由上圖可看出不論哪種方法，誤差在剛開始都有隨著多項式次數慢慢上升而慢慢下降，且三種方法的誤差相近。</w:t>
+        <w:t>由上</w:t>
+      </w:r>
+      <w:r>
+        <w:rPr>
+          <w:rFonts w:hint="eastAsia"/>
+        </w:rPr>
+        <w:t>圖</w:t>
+      </w:r>
+      <w:r>
+        <w:rPr>
+          <w:rFonts w:hint="eastAsia"/>
+        </w:rPr>
+        <w:t>可看出不論哪種方法，誤差在剛開始都有隨著多項式次數慢慢上升而慢慢下降，且三種方法的誤差相近。</w:t>
       </w:r>
     </w:p>
     <w:p>
@@ -2085,11 +2050,9 @@
         </w:rPr>
         <w:t>矩陣是</w:t>
       </w:r>
-      <w:proofErr w:type="spellStart"/>
       <w:r>
         <w:t>Vandermonde</w:t>
       </w:r>
-      <w:proofErr w:type="spellEnd"/>
       <w:r>
         <w:rPr>
           <w:rFonts w:hint="eastAsia"/>
@@ -2189,13 +2152,742 @@
         <w:widowControl/>
         <w:ind w:firstLine="480"/>
       </w:pPr>
+      <w:r>
+        <w:rPr>
+          <w:rFonts w:hint="eastAsia"/>
+        </w:rPr>
+        <w:t>接下來是相對誤差，不過在計算相對誤差的時候發現取樣點從</w:t>
+      </w:r>
+      <w:r>
+        <w:rPr>
+          <w:rFonts w:hint="eastAsia"/>
+        </w:rPr>
+        <w:t>0</w:t>
+      </w:r>
+      <w:r>
+        <w:rPr>
+          <w:rFonts w:hint="eastAsia"/>
+        </w:rPr>
+        <w:t>開始</w:t>
+      </w:r>
+      <w:r>
+        <w:rPr>
+          <w:rFonts w:hint="eastAsia"/>
+        </w:rPr>
+        <w:t>y</w:t>
+      </w:r>
+      <w:r>
+        <w:rPr>
+          <w:rFonts w:hint="eastAsia"/>
+        </w:rPr>
+        <w:t>函數會無法估計，因為在相對誤差會除上</w:t>
+      </w:r>
+      <w:r>
+        <w:rPr>
+          <w:rFonts w:hint="eastAsia"/>
+        </w:rPr>
+        <w:t>y</w:t>
+      </w:r>
+      <w:r>
+        <w:t>(0)</w:t>
+      </w:r>
+      <w:r>
+        <w:rPr>
+          <w:rFonts w:hint="eastAsia"/>
+        </w:rPr>
+        <w:t>，而</w:t>
+      </w:r>
+      <w:r>
+        <w:rPr>
+          <w:rFonts w:hint="eastAsia"/>
+        </w:rPr>
+        <w:t>y</w:t>
+      </w:r>
+      <w:r>
+        <w:rPr>
+          <w:rFonts w:hint="eastAsia"/>
+        </w:rPr>
+        <w:t>是</w:t>
+      </w:r>
+      <w:r>
+        <w:rPr>
+          <w:rFonts w:hint="eastAsia"/>
+        </w:rPr>
+        <w:t>s</w:t>
+      </w:r>
+      <w:r>
+        <w:t>in</w:t>
+      </w:r>
+      <w:r>
+        <w:rPr>
+          <w:rFonts w:hint="eastAsia"/>
+        </w:rPr>
+        <w:t>函數，其在</w:t>
+      </w:r>
+      <w:r>
+        <w:rPr>
+          <w:rFonts w:hint="eastAsia"/>
+        </w:rPr>
+        <w:t>0</w:t>
+      </w:r>
+      <w:r>
+        <w:rPr>
+          <w:rFonts w:hint="eastAsia"/>
+        </w:rPr>
+        <w:t>時函數值也為</w:t>
+      </w:r>
+      <w:r>
+        <w:rPr>
+          <w:rFonts w:hint="eastAsia"/>
+        </w:rPr>
+        <w:t>0</w:t>
+      </w:r>
+      <w:r>
+        <w:rPr>
+          <w:rFonts w:hint="eastAsia"/>
+        </w:rPr>
+        <w:t>，因此我將取樣點增加了些許偏移量</w:t>
+      </w:r>
+      <w:r>
+        <w:rPr>
+          <w:rFonts w:hint="eastAsia"/>
+        </w:rPr>
+        <w:t>。以</w:t>
+      </w:r>
+      <w:r>
+        <w:rPr>
+          <w:rFonts w:hint="eastAsia"/>
+        </w:rPr>
+        <w:t>y</w:t>
+      </w:r>
+      <w:r>
+        <w:rPr>
+          <w:rFonts w:hint="eastAsia"/>
+        </w:rPr>
+        <w:t>為主，</w:t>
+      </w:r>
+      <w:r>
+        <w:rPr>
+          <w:rFonts w:hint="eastAsia"/>
+        </w:rPr>
+        <w:t>不同偏移量出來的結果如下圖所示：</w:t>
+      </w:r>
+    </w:p>
+    <w:tbl>
+      <w:tblPr>
+        <w:tblStyle w:val="a4"/>
+        <w:tblW w:w="0" w:type="auto"/>
+        <w:tblBorders>
+          <w:top w:val="none" w:sz="0" w:space="0" w:color="auto"/>
+          <w:left w:val="none" w:sz="0" w:space="0" w:color="auto"/>
+          <w:bottom w:val="none" w:sz="0" w:space="0" w:color="auto"/>
+          <w:right w:val="none" w:sz="0" w:space="0" w:color="auto"/>
+          <w:insideH w:val="none" w:sz="0" w:space="0" w:color="auto"/>
+          <w:insideV w:val="none" w:sz="0" w:space="0" w:color="auto"/>
+        </w:tblBorders>
+        <w:tblLook w:val="04A0" w:firstRow="1" w:lastRow="0" w:firstColumn="1" w:lastColumn="0" w:noHBand="0" w:noVBand="1"/>
+      </w:tblPr>
+      <w:tblGrid>
+        <w:gridCol w:w="4153"/>
+        <w:gridCol w:w="4153"/>
+      </w:tblGrid>
+      <w:tr>
+        <w:tc>
+          <w:tcPr>
+            <w:tcW w:w="4148" w:type="dxa"/>
+          </w:tcPr>
+          <w:p>
+            <w:pPr>
+              <w:widowControl/>
+              <w:rPr>
+                <w:rFonts w:hint="eastAsia"/>
+                <w:noProof/>
+              </w:rPr>
+            </w:pPr>
+            <w:r>
+              <w:rPr>
+                <w:rFonts w:hint="eastAsia"/>
+                <w:noProof/>
+              </w:rPr>
+              <w:lastRenderedPageBreak/>
+              <w:drawing>
+                <wp:inline distT="0" distB="0" distL="0" distR="0" wp14:anchorId="04A3612D" wp14:editId="5B640D4E">
+                  <wp:extent cx="2566453" cy="1926000"/>
+                  <wp:effectExtent l="0" t="0" r="5715" b="0"/>
+                  <wp:docPr id="12" name="圖片 12"/>
+                  <wp:cNvGraphicFramePr>
+                    <a:graphicFrameLocks xmlns:a="http://schemas.openxmlformats.org/drawingml/2006/main" noChangeAspect="1"/>
+                  </wp:cNvGraphicFramePr>
+                  <a:graphic xmlns:a="http://schemas.openxmlformats.org/drawingml/2006/main">
+                    <a:graphicData uri="http://schemas.openxmlformats.org/drawingml/2006/picture">
+                      <pic:pic xmlns:pic="http://schemas.openxmlformats.org/drawingml/2006/picture">
+                        <pic:nvPicPr>
+                          <pic:cNvPr id="0" name="Picture 8"/>
+                          <pic:cNvPicPr>
+                            <a:picLocks noChangeAspect="1" noChangeArrowheads="1"/>
+                          </pic:cNvPicPr>
+                        </pic:nvPicPr>
+                        <pic:blipFill>
+                          <a:blip r:embed="rId25" cstate="print">
+                            <a:extLst>
+                              <a:ext uri="{28A0092B-C50C-407E-A947-70E740481C1C}">
+                                <a14:useLocalDpi xmlns:a14="http://schemas.microsoft.com/office/drawing/2010/main" val="0"/>
+                              </a:ext>
+                            </a:extLst>
+                          </a:blip>
+                          <a:srcRect/>
+                          <a:stretch>
+                            <a:fillRect/>
+                          </a:stretch>
+                        </pic:blipFill>
+                        <pic:spPr bwMode="auto">
+                          <a:xfrm>
+                            <a:off x="0" y="0"/>
+                            <a:ext cx="2566453" cy="1926000"/>
+                          </a:xfrm>
+                          <a:prstGeom prst="rect">
+                            <a:avLst/>
+                          </a:prstGeom>
+                          <a:noFill/>
+                          <a:ln>
+                            <a:noFill/>
+                          </a:ln>
+                        </pic:spPr>
+                      </pic:pic>
+                    </a:graphicData>
+                  </a:graphic>
+                </wp:inline>
+              </w:drawing>
+            </w:r>
+          </w:p>
+        </w:tc>
+        <w:tc>
+          <w:tcPr>
+            <w:tcW w:w="4148" w:type="dxa"/>
+          </w:tcPr>
+          <w:p>
+            <w:pPr>
+              <w:widowControl/>
+              <w:rPr>
+                <w:rFonts w:hint="eastAsia"/>
+                <w:noProof/>
+              </w:rPr>
+            </w:pPr>
+            <w:r>
+              <w:rPr>
+                <w:rFonts w:hint="eastAsia"/>
+                <w:noProof/>
+              </w:rPr>
+              <w:drawing>
+                <wp:inline distT="0" distB="0" distL="0" distR="0" wp14:anchorId="5E1E3A58" wp14:editId="04CA601E">
+                  <wp:extent cx="2566453" cy="1926000"/>
+                  <wp:effectExtent l="0" t="0" r="5715" b="0"/>
+                  <wp:docPr id="14" name="圖片 14"/>
+                  <wp:cNvGraphicFramePr>
+                    <a:graphicFrameLocks xmlns:a="http://schemas.openxmlformats.org/drawingml/2006/main" noChangeAspect="1"/>
+                  </wp:cNvGraphicFramePr>
+                  <a:graphic xmlns:a="http://schemas.openxmlformats.org/drawingml/2006/main">
+                    <a:graphicData uri="http://schemas.openxmlformats.org/drawingml/2006/picture">
+                      <pic:pic xmlns:pic="http://schemas.openxmlformats.org/drawingml/2006/picture">
+                        <pic:nvPicPr>
+                          <pic:cNvPr id="0" name="Picture 9"/>
+                          <pic:cNvPicPr>
+                            <a:picLocks noChangeAspect="1" noChangeArrowheads="1"/>
+                          </pic:cNvPicPr>
+                        </pic:nvPicPr>
+                        <pic:blipFill>
+                          <a:blip r:embed="rId26" cstate="print">
+                            <a:extLst>
+                              <a:ext uri="{28A0092B-C50C-407E-A947-70E740481C1C}">
+                                <a14:useLocalDpi xmlns:a14="http://schemas.microsoft.com/office/drawing/2010/main" val="0"/>
+                              </a:ext>
+                            </a:extLst>
+                          </a:blip>
+                          <a:srcRect/>
+                          <a:stretch>
+                            <a:fillRect/>
+                          </a:stretch>
+                        </pic:blipFill>
+                        <pic:spPr bwMode="auto">
+                          <a:xfrm>
+                            <a:off x="0" y="0"/>
+                            <a:ext cx="2566453" cy="1926000"/>
+                          </a:xfrm>
+                          <a:prstGeom prst="rect">
+                            <a:avLst/>
+                          </a:prstGeom>
+                          <a:noFill/>
+                          <a:ln>
+                            <a:noFill/>
+                          </a:ln>
+                        </pic:spPr>
+                      </pic:pic>
+                    </a:graphicData>
+                  </a:graphic>
+                </wp:inline>
+              </w:drawing>
+            </w:r>
+          </w:p>
+        </w:tc>
+      </w:tr>
+      <w:tr>
+        <w:tc>
+          <w:tcPr>
+            <w:tcW w:w="4148" w:type="dxa"/>
+          </w:tcPr>
+          <w:p>
+            <w:pPr>
+              <w:widowControl/>
+              <w:jc w:val="center"/>
+              <w:rPr>
+                <w:rFonts w:hint="eastAsia"/>
+                <w:noProof/>
+              </w:rPr>
+            </w:pPr>
+            <w:r>
+              <w:rPr>
+                <w:rFonts w:hint="eastAsia"/>
+              </w:rPr>
+              <w:t>圖十一</w:t>
+            </w:r>
+            <w:r>
+              <w:rPr>
+                <w:rFonts w:hint="eastAsia"/>
+              </w:rPr>
+              <w:t>：</w:t>
+            </w:r>
+            <w:r>
+              <w:rPr>
+                <w:rFonts w:hint="eastAsia"/>
+              </w:rPr>
+              <w:t>偏移量</w:t>
+            </w:r>
+            <m:oMath>
+              <m:sSup>
+                <m:sSupPr>
+                  <m:ctrlPr>
+                    <w:rPr>
+                      <w:rFonts w:ascii="Cambria Math" w:hAnsi="Cambria Math"/>
+                      <w:i/>
+                    </w:rPr>
+                  </m:ctrlPr>
+                </m:sSupPr>
+                <m:e>
+                  <m:r>
+                    <w:rPr>
+                      <w:rFonts w:ascii="Cambria Math" w:hAnsi="Cambria Math" w:hint="eastAsia"/>
+                    </w:rPr>
+                    <m:t>10</m:t>
+                  </m:r>
+                </m:e>
+                <m:sup>
+                  <m:r>
+                    <w:rPr>
+                      <w:rFonts w:ascii="MS Gothic" w:eastAsia="MS Gothic" w:hAnsi="MS Gothic" w:cs="MS Gothic" w:hint="eastAsia"/>
+                    </w:rPr>
+                    <m:t>-</m:t>
+                  </m:r>
+                  <m:r>
+                    <w:rPr>
+                      <w:rFonts w:ascii="Cambria Math" w:hAnsi="Cambria Math" w:hint="eastAsia"/>
+                    </w:rPr>
+                    <m:t>6</m:t>
+                  </m:r>
+                </m:sup>
+              </m:sSup>
+            </m:oMath>
+            <w:r>
+              <w:rPr>
+                <w:rFonts w:hint="eastAsia"/>
+              </w:rPr>
+              <w:t>的</w:t>
+            </w:r>
+            <w:r>
+              <w:rPr>
+                <w:rFonts w:hint="eastAsia"/>
+              </w:rPr>
+              <w:t>2-</w:t>
+            </w:r>
+            <w:r>
+              <w:t>norm</w:t>
+            </w:r>
+          </w:p>
+        </w:tc>
+        <w:tc>
+          <w:tcPr>
+            <w:tcW w:w="4148" w:type="dxa"/>
+          </w:tcPr>
+          <w:p>
+            <w:pPr>
+              <w:widowControl/>
+              <w:jc w:val="center"/>
+              <w:rPr>
+                <w:rFonts w:hint="eastAsia"/>
+                <w:noProof/>
+              </w:rPr>
+            </w:pPr>
+            <w:r>
+              <w:rPr>
+                <w:rFonts w:hint="eastAsia"/>
+              </w:rPr>
+              <w:t>圖十二</w:t>
+            </w:r>
+            <w:r>
+              <w:rPr>
+                <w:rFonts w:hint="eastAsia"/>
+              </w:rPr>
+              <w:t>：</w:t>
+            </w:r>
+            <w:r>
+              <w:rPr>
+                <w:rFonts w:hint="eastAsia"/>
+              </w:rPr>
+              <w:t>偏移量</w:t>
+            </w:r>
+            <m:oMath>
+              <m:sSup>
+                <m:sSupPr>
+                  <m:ctrlPr>
+                    <w:rPr>
+                      <w:rFonts w:ascii="Cambria Math" w:hAnsi="Cambria Math"/>
+                      <w:i/>
+                    </w:rPr>
+                  </m:ctrlPr>
+                </m:sSupPr>
+                <m:e>
+                  <m:r>
+                    <w:rPr>
+                      <w:rFonts w:ascii="Cambria Math" w:hAnsi="Cambria Math" w:hint="eastAsia"/>
+                    </w:rPr>
+                    <m:t>10</m:t>
+                  </m:r>
+                </m:e>
+                <m:sup>
+                  <m:r>
+                    <w:rPr>
+                      <w:rFonts w:ascii="MS Gothic" w:eastAsia="MS Gothic" w:hAnsi="MS Gothic" w:cs="MS Gothic" w:hint="eastAsia"/>
+                    </w:rPr>
+                    <m:t>-</m:t>
+                  </m:r>
+                  <m:r>
+                    <w:rPr>
+                      <w:rFonts w:ascii="Cambria Math" w:hAnsi="Cambria Math" w:hint="eastAsia"/>
+                    </w:rPr>
+                    <m:t>6</m:t>
+                  </m:r>
+                </m:sup>
+              </m:sSup>
+            </m:oMath>
+            <w:r>
+              <w:rPr>
+                <w:rFonts w:hint="eastAsia"/>
+              </w:rPr>
+              <w:t>的</w:t>
+            </w:r>
+            <w:r>
+              <w:rPr>
+                <w:rFonts w:hint="eastAsia"/>
+              </w:rPr>
+              <w:t>i</w:t>
+            </w:r>
+            <w:r>
+              <w:t>nfinite-norm</w:t>
+            </w:r>
+          </w:p>
+        </w:tc>
+      </w:tr>
+      <w:tr>
+        <w:tc>
+          <w:tcPr>
+            <w:tcW w:w="4148" w:type="dxa"/>
+          </w:tcPr>
+          <w:p>
+            <w:pPr>
+              <w:widowControl/>
+              <w:rPr>
+                <w:rFonts w:hint="eastAsia"/>
+              </w:rPr>
+            </w:pPr>
+            <w:r>
+              <w:rPr>
+                <w:rFonts w:hint="eastAsia"/>
+                <w:noProof/>
+              </w:rPr>
+              <w:drawing>
+                <wp:inline distT="0" distB="0" distL="0" distR="0" wp14:anchorId="15B5B13F" wp14:editId="203821CB">
+                  <wp:extent cx="2566453" cy="1926000"/>
+                  <wp:effectExtent l="0" t="0" r="5715" b="8255"/>
+                  <wp:docPr id="8" name="圖片 8"/>
+                  <wp:cNvGraphicFramePr>
+                    <a:graphicFrameLocks xmlns:a="http://schemas.openxmlformats.org/drawingml/2006/main" noChangeAspect="1"/>
+                  </wp:cNvGraphicFramePr>
+                  <a:graphic xmlns:a="http://schemas.openxmlformats.org/drawingml/2006/main">
+                    <a:graphicData uri="http://schemas.openxmlformats.org/drawingml/2006/picture">
+                      <pic:pic xmlns:pic="http://schemas.openxmlformats.org/drawingml/2006/picture">
+                        <pic:nvPicPr>
+                          <pic:cNvPr id="0" name="Picture 6"/>
+                          <pic:cNvPicPr>
+                            <a:picLocks noChangeAspect="1" noChangeArrowheads="1"/>
+                          </pic:cNvPicPr>
+                        </pic:nvPicPr>
+                        <pic:blipFill>
+                          <a:blip r:embed="rId27" cstate="print">
+                            <a:extLst>
+                              <a:ext uri="{28A0092B-C50C-407E-A947-70E740481C1C}">
+                                <a14:useLocalDpi xmlns:a14="http://schemas.microsoft.com/office/drawing/2010/main" val="0"/>
+                              </a:ext>
+                            </a:extLst>
+                          </a:blip>
+                          <a:srcRect/>
+                          <a:stretch>
+                            <a:fillRect/>
+                          </a:stretch>
+                        </pic:blipFill>
+                        <pic:spPr bwMode="auto">
+                          <a:xfrm>
+                            <a:off x="0" y="0"/>
+                            <a:ext cx="2566453" cy="1926000"/>
+                          </a:xfrm>
+                          <a:prstGeom prst="rect">
+                            <a:avLst/>
+                          </a:prstGeom>
+                          <a:noFill/>
+                          <a:ln>
+                            <a:noFill/>
+                          </a:ln>
+                        </pic:spPr>
+                      </pic:pic>
+                    </a:graphicData>
+                  </a:graphic>
+                </wp:inline>
+              </w:drawing>
+            </w:r>
+          </w:p>
+        </w:tc>
+        <w:tc>
+          <w:tcPr>
+            <w:tcW w:w="4148" w:type="dxa"/>
+          </w:tcPr>
+          <w:p>
+            <w:pPr>
+              <w:widowControl/>
+              <w:rPr>
+                <w:rFonts w:hint="eastAsia"/>
+              </w:rPr>
+            </w:pPr>
+            <w:r>
+              <w:rPr>
+                <w:rFonts w:hint="eastAsia"/>
+                <w:noProof/>
+              </w:rPr>
+              <w:drawing>
+                <wp:inline distT="0" distB="0" distL="0" distR="0" wp14:anchorId="3363DD12" wp14:editId="54F8A2F7">
+                  <wp:extent cx="2566453" cy="1926000"/>
+                  <wp:effectExtent l="0" t="0" r="5715" b="0"/>
+                  <wp:docPr id="9" name="圖片 9"/>
+                  <wp:cNvGraphicFramePr>
+                    <a:graphicFrameLocks xmlns:a="http://schemas.openxmlformats.org/drawingml/2006/main" noChangeAspect="1"/>
+                  </wp:cNvGraphicFramePr>
+                  <a:graphic xmlns:a="http://schemas.openxmlformats.org/drawingml/2006/main">
+                    <a:graphicData uri="http://schemas.openxmlformats.org/drawingml/2006/picture">
+                      <pic:pic xmlns:pic="http://schemas.openxmlformats.org/drawingml/2006/picture">
+                        <pic:nvPicPr>
+                          <pic:cNvPr id="0" name="Picture 7"/>
+                          <pic:cNvPicPr>
+                            <a:picLocks noChangeAspect="1" noChangeArrowheads="1"/>
+                          </pic:cNvPicPr>
+                        </pic:nvPicPr>
+                        <pic:blipFill>
+                          <a:blip r:embed="rId28" cstate="print">
+                            <a:extLst>
+                              <a:ext uri="{28A0092B-C50C-407E-A947-70E740481C1C}">
+                                <a14:useLocalDpi xmlns:a14="http://schemas.microsoft.com/office/drawing/2010/main" val="0"/>
+                              </a:ext>
+                            </a:extLst>
+                          </a:blip>
+                          <a:srcRect/>
+                          <a:stretch>
+                            <a:fillRect/>
+                          </a:stretch>
+                        </pic:blipFill>
+                        <pic:spPr bwMode="auto">
+                          <a:xfrm>
+                            <a:off x="0" y="0"/>
+                            <a:ext cx="2566453" cy="1926000"/>
+                          </a:xfrm>
+                          <a:prstGeom prst="rect">
+                            <a:avLst/>
+                          </a:prstGeom>
+                          <a:noFill/>
+                          <a:ln>
+                            <a:noFill/>
+                          </a:ln>
+                        </pic:spPr>
+                      </pic:pic>
+                    </a:graphicData>
+                  </a:graphic>
+                </wp:inline>
+              </w:drawing>
+            </w:r>
+          </w:p>
+        </w:tc>
+      </w:tr>
+      <w:tr>
+        <w:tc>
+          <w:tcPr>
+            <w:tcW w:w="4148" w:type="dxa"/>
+          </w:tcPr>
+          <w:p>
+            <w:pPr>
+              <w:widowControl/>
+              <w:jc w:val="center"/>
+              <w:rPr>
+                <w:rFonts w:hint="eastAsia"/>
+              </w:rPr>
+            </w:pPr>
+            <w:r>
+              <w:rPr>
+                <w:rFonts w:hint="eastAsia"/>
+              </w:rPr>
+              <w:t>圖十三</w:t>
+            </w:r>
+            <w:r>
+              <w:rPr>
+                <w:rFonts w:hint="eastAsia"/>
+              </w:rPr>
+              <w:t>：</w:t>
+            </w:r>
+            <w:r>
+              <w:rPr>
+                <w:rFonts w:hint="eastAsia"/>
+              </w:rPr>
+              <w:t>偏移量</w:t>
+            </w:r>
+            <w:r>
+              <w:rPr>
+                <w:rFonts w:hint="eastAsia"/>
+              </w:rPr>
+              <w:t>0.1</w:t>
+            </w:r>
+            <w:r>
+              <w:rPr>
+                <w:rFonts w:hint="eastAsia"/>
+              </w:rPr>
+              <w:t>的</w:t>
+            </w:r>
+            <w:r>
+              <w:rPr>
+                <w:rFonts w:hint="eastAsia"/>
+              </w:rPr>
+              <w:t>2-n</w:t>
+            </w:r>
+            <w:r>
+              <w:t>orm</w:t>
+            </w:r>
+          </w:p>
+        </w:tc>
+        <w:tc>
+          <w:tcPr>
+            <w:tcW w:w="4148" w:type="dxa"/>
+          </w:tcPr>
+          <w:p>
+            <w:pPr>
+              <w:widowControl/>
+              <w:jc w:val="center"/>
+              <w:rPr>
+                <w:rFonts w:hint="eastAsia"/>
+              </w:rPr>
+            </w:pPr>
+            <w:r>
+              <w:rPr>
+                <w:rFonts w:hint="eastAsia"/>
+              </w:rPr>
+              <w:t>圖十四</w:t>
+            </w:r>
+            <w:r>
+              <w:rPr>
+                <w:rFonts w:hint="eastAsia"/>
+              </w:rPr>
+              <w:t>：</w:t>
+            </w:r>
+            <w:r>
+              <w:rPr>
+                <w:rFonts w:hint="eastAsia"/>
+              </w:rPr>
+              <w:t>偏移量</w:t>
+            </w:r>
+            <w:r>
+              <w:rPr>
+                <w:rFonts w:hint="eastAsia"/>
+              </w:rPr>
+              <w:t>0.1</w:t>
+            </w:r>
+            <w:r>
+              <w:rPr>
+                <w:rFonts w:hint="eastAsia"/>
+              </w:rPr>
+              <w:t>的</w:t>
+            </w:r>
+            <w:r>
+              <w:rPr>
+                <w:rFonts w:hint="eastAsia"/>
+              </w:rPr>
+              <w:t>i</w:t>
+            </w:r>
+            <w:r>
+              <w:t>nfinite-norm</w:t>
+            </w:r>
+          </w:p>
+        </w:tc>
+      </w:tr>
+    </w:tbl>
+    <w:p>
+      <w:pPr>
+        <w:widowControl/>
+      </w:pPr>
+      <w:r>
+        <w:tab/>
+      </w:r>
     </w:p>
     <w:p>
       <w:pPr>
         <w:widowControl/>
-      </w:pPr>
-      <w:r>
-        <w:br w:type="page"/>
+        <w:rPr>
+          <w:rFonts w:hint="eastAsia"/>
+        </w:rPr>
+      </w:pPr>
+      <w:r>
+        <w:tab/>
+      </w:r>
+      <w:r>
+        <w:rPr>
+          <w:rFonts w:hint="eastAsia"/>
+        </w:rPr>
+        <w:t>上圖可</w:t>
+      </w:r>
+      <w:r>
+        <w:rPr>
+          <w:rFonts w:hint="eastAsia"/>
+        </w:rPr>
+        <w:t>看出誤差值跟取樣點位置有關，</w:t>
+      </w:r>
+      <w:r>
+        <w:rPr>
+          <w:rFonts w:hint="eastAsia"/>
+        </w:rPr>
+        <w:t>取樣點</w:t>
+      </w:r>
+      <w:r>
+        <w:rPr>
+          <w:rFonts w:hint="eastAsia"/>
+        </w:rPr>
+        <w:t>好壞</w:t>
+      </w:r>
+      <w:r>
+        <w:rPr>
+          <w:rFonts w:hint="eastAsia"/>
+        </w:rPr>
+        <w:t>也會影響誤差的收斂。</w:t>
       </w:r>
     </w:p>
     <w:p>
@@ -2212,7 +2904,6 @@
         <w:rPr>
           <w:rFonts w:hint="eastAsia"/>
         </w:rPr>
-        <w:lastRenderedPageBreak/>
         <w:t>心得</w:t>
       </w:r>
     </w:p>
@@ -2362,7 +3053,6 @@
         </w:rPr>
         <w:t>程式部分除了線性系統的實作外，資料的紀錄也同樣有難度，最後還要將這些資料視覺化，因此光是資料的編排就費了不少努力，接著還要判斷甚麼時候存甚麼樣的資料，以及如何使用</w:t>
       </w:r>
-      <w:proofErr w:type="spellStart"/>
       <w:r>
         <w:rPr>
           <w:rFonts w:hint="eastAsia"/>
@@ -2372,7 +3062,6 @@
       <w:r>
         <w:t>nuplot</w:t>
       </w:r>
-      <w:proofErr w:type="spellEnd"/>
       <w:r>
         <w:rPr>
           <w:rFonts w:hint="eastAsia"/>
@@ -3073,6 +3762,16 @@
       </w:tblBorders>
     </w:tblPr>
   </w:style>
+  <w:style w:type="character" w:styleId="a5">
+    <w:name w:val="Placeholder Text"/>
+    <w:basedOn w:val="a0"/>
+    <w:uiPriority w:val="99"/>
+    <w:semiHidden/>
+    <w:rsid w:val="006275F6"/>
+    <w:rPr>
+      <w:color w:val="808080"/>
+    </w:rPr>
+  </w:style>
 </w:styles>
 </file>
 

--- a/Linear system/hw4.docx
+++ b/Linear system/hw4.docx
@@ -16,8 +16,16 @@
         <w:rPr>
           <w:rFonts w:hint="eastAsia"/>
         </w:rPr>
-        <w:t>洪宗邑</w:t>
-      </w:r>
+        <w:t>洪宗</w:t>
+      </w:r>
+      <w:proofErr w:type="gramStart"/>
+      <w:r>
+        <w:rPr>
+          <w:rFonts w:hint="eastAsia"/>
+        </w:rPr>
+        <w:t>邑</w:t>
+      </w:r>
+      <w:proofErr w:type="gramEnd"/>
     </w:p>
     <w:p>
       <w:pPr>
@@ -106,10 +114,10 @@
             <v:path o:extrusionok="f" gradientshapeok="t" o:connecttype="rect"/>
             <o:lock v:ext="edit" aspectratio="t"/>
           </v:shapetype>
-          <v:shape id="_x0000_i1025" type="#_x0000_t75" style="width:153pt;height:33.75pt" o:ole="">
+          <v:shape id="_x0000_i1025" type="#_x0000_t75" style="width:153.2pt;height:34pt" o:ole="">
             <v:imagedata r:id="rId5" o:title=""/>
           </v:shape>
-          <o:OLEObject Type="Embed" ProgID="Equation.3" ShapeID="_x0000_i1025" DrawAspect="Content" ObjectID="_1826719268" r:id="rId6"/>
+          <o:OLEObject Type="Embed" ProgID="Equation.3" ShapeID="_x0000_i1025" DrawAspect="Content" ObjectID="_1826964634" r:id="rId6"/>
         </w:object>
       </w:r>
     </w:p>
@@ -142,10 +150,10 @@
           <w:position w:val="-12"/>
         </w:rPr>
         <w:object w:dxaOrig="4140" w:dyaOrig="360" w14:anchorId="09A395E2">
-          <v:shape id="_x0000_i1026" type="#_x0000_t75" style="width:207pt;height:18pt" o:ole="">
+          <v:shape id="_x0000_i1062" type="#_x0000_t75" style="width:206.8pt;height:17.85pt" o:ole="">
             <v:imagedata r:id="rId7" o:title=""/>
           </v:shape>
-          <o:OLEObject Type="Embed" ProgID="Equation.3" ShapeID="_x0000_i1026" DrawAspect="Content" ObjectID="_1826719269" r:id="rId8"/>
+          <o:OLEObject Type="Embed" ProgID="Equation.3" ShapeID="_x0000_i1062" DrawAspect="Content" ObjectID="_1826964635" r:id="rId8"/>
         </w:object>
       </w:r>
     </w:p>
@@ -190,10 +198,10 @@
           <w:position w:val="-32"/>
         </w:rPr>
         <w:object w:dxaOrig="3040" w:dyaOrig="760" w14:anchorId="7F768EF9">
-          <v:shape id="_x0000_i1027" type="#_x0000_t75" style="width:152.25pt;height:38.25pt" o:ole="">
+          <v:shape id="_x0000_i1027" type="#_x0000_t75" style="width:152.05pt;height:38pt" o:ole="">
             <v:imagedata r:id="rId9" o:title=""/>
           </v:shape>
-          <o:OLEObject Type="Embed" ProgID="Equation.3" ShapeID="_x0000_i1027" DrawAspect="Content" ObjectID="_1826719270" r:id="rId10"/>
+          <o:OLEObject Type="Embed" ProgID="Equation.3" ShapeID="_x0000_i1027" DrawAspect="Content" ObjectID="_1826964636" r:id="rId10"/>
         </w:object>
       </w:r>
     </w:p>
@@ -229,13 +237,13 @@
       </w:pPr>
       <w:r>
         <w:rPr>
-          <w:position w:val="-70"/>
-        </w:rPr>
-        <w:object w:dxaOrig="3860" w:dyaOrig="1520" w14:anchorId="4CBBE767">
-          <v:shape id="_x0000_i1028" type="#_x0000_t75" style="width:192.75pt;height:75.75pt" o:ole="">
+          <w:position w:val="-68"/>
+        </w:rPr>
+        <w:object w:dxaOrig="3920" w:dyaOrig="1480" w14:anchorId="4CBBE767">
+          <v:shape id="_x0000_i1050" type="#_x0000_t75" style="width:195.85pt;height:73.75pt" o:ole="">
             <v:imagedata r:id="rId11" o:title=""/>
           </v:shape>
-          <o:OLEObject Type="Embed" ProgID="Equation.3" ShapeID="_x0000_i1028" DrawAspect="Content" ObjectID="_1826719271" r:id="rId12"/>
+          <o:OLEObject Type="Embed" ProgID="Equation.3" ShapeID="_x0000_i1050" DrawAspect="Content" ObjectID="_1826964637" r:id="rId12"/>
         </w:object>
       </w:r>
     </w:p>
@@ -248,7 +256,21 @@
         <w:rPr>
           <w:rFonts w:hint="eastAsia"/>
         </w:rPr>
-        <w:t>接著會用高斯消去法（</w:t>
+        <w:t>接著會用</w:t>
+      </w:r>
+      <w:proofErr w:type="gramStart"/>
+      <w:r>
+        <w:rPr>
+          <w:rFonts w:hint="eastAsia"/>
+        </w:rPr>
+        <w:t>高斯消去</w:t>
+      </w:r>
+      <w:proofErr w:type="gramEnd"/>
+      <w:r>
+        <w:rPr>
+          <w:rFonts w:hint="eastAsia"/>
+        </w:rPr>
+        <w:t>法（</w:t>
       </w:r>
       <w:r>
         <w:t>with partial pivoting</w:t>
@@ -327,11 +349,11 @@
         <w:rPr>
           <w:position w:val="-6"/>
         </w:rPr>
-        <w:object w:dxaOrig="1260" w:dyaOrig="340" w14:anchorId="1F3D3AA5">
-          <v:shape id="_x0000_i1029" type="#_x0000_t75" style="width:63pt;height:17.25pt" o:ole="">
+        <w:object w:dxaOrig="1300" w:dyaOrig="320" w14:anchorId="1F3D3AA5">
+          <v:shape id="_x0000_i1076" type="#_x0000_t75" style="width:65.1pt;height:16.15pt" o:ole="">
             <v:imagedata r:id="rId13" o:title=""/>
           </v:shape>
-          <o:OLEObject Type="Embed" ProgID="Equation.3" ShapeID="_x0000_i1029" DrawAspect="Content" ObjectID="_1826719272" r:id="rId14"/>
+          <o:OLEObject Type="Embed" ProgID="Equation.3" ShapeID="_x0000_i1076" DrawAspect="Content" ObjectID="_1826964638" r:id="rId14"/>
         </w:object>
       </w:r>
     </w:p>
@@ -437,7 +459,21 @@
         <w:rPr>
           <w:rFonts w:hint="eastAsia"/>
         </w:rPr>
-        <w:t>本次作業令圓的半徑</w:t>
+        <w:t>本次</w:t>
+      </w:r>
+      <w:proofErr w:type="gramStart"/>
+      <w:r>
+        <w:rPr>
+          <w:rFonts w:hint="eastAsia"/>
+        </w:rPr>
+        <w:t>作業令圓的</w:t>
+      </w:r>
+      <w:proofErr w:type="gramEnd"/>
+      <w:r>
+        <w:rPr>
+          <w:rFonts w:hint="eastAsia"/>
+        </w:rPr>
+        <w:t>半徑</w:t>
       </w:r>
       <w:r>
         <w:t>r=10</w:t>
@@ -500,7 +536,21 @@
         <w:rPr>
           <w:rFonts w:hint="eastAsia"/>
         </w:rPr>
-        <w:t>使用高斯消去法且</w:t>
+        <w:t>使用</w:t>
+      </w:r>
+      <w:proofErr w:type="gramStart"/>
+      <w:r>
+        <w:rPr>
+          <w:rFonts w:hint="eastAsia"/>
+        </w:rPr>
+        <w:t>高斯消去</w:t>
+      </w:r>
+      <w:proofErr w:type="gramEnd"/>
+      <w:r>
+        <w:rPr>
+          <w:rFonts w:hint="eastAsia"/>
+        </w:rPr>
+        <w:t>法且</w:t>
       </w:r>
       <w:r>
         <w:rPr>
@@ -551,8 +601,8 @@
                 <w:noProof/>
               </w:rPr>
               <w:drawing>
-                <wp:inline distT="0" distB="0" distL="0" distR="0" wp14:anchorId="0FDA1104" wp14:editId="48A95A19">
-                  <wp:extent cx="2430000" cy="1825200"/>
+                <wp:inline distT="0" distB="0" distL="0" distR="0" wp14:anchorId="0FDA1104" wp14:editId="03D02C9A">
+                  <wp:extent cx="2429720" cy="1824990"/>
                   <wp:effectExtent l="0" t="0" r="8890" b="3810"/>
                   <wp:docPr id="2" name="圖片 2"/>
                   <wp:cNvGraphicFramePr>
@@ -581,9 +631,9 @@
                           </a:stretch>
                         </pic:blipFill>
                         <pic:spPr bwMode="auto">
-                          <a:xfrm flipH="1">
+                          <a:xfrm>
                             <a:off x="0" y="0"/>
-                            <a:ext cx="2430000" cy="1825200"/>
+                            <a:ext cx="2462354" cy="1849502"/>
                           </a:xfrm>
                           <a:prstGeom prst="rect">
                             <a:avLst/>
@@ -764,7 +814,21 @@
         <w:rPr>
           <w:rFonts w:hint="eastAsia"/>
         </w:rPr>
-        <w:t>其中藍色是用內建函式庫畫出的標準答案，紅色是用多項式逼近的結果，可以看出紅色幾乎</w:t>
+        <w:t>其中藍色是用內建函</w:t>
+      </w:r>
+      <w:proofErr w:type="gramStart"/>
+      <w:r>
+        <w:rPr>
+          <w:rFonts w:hint="eastAsia"/>
+        </w:rPr>
+        <w:t>式庫畫</w:t>
+      </w:r>
+      <w:proofErr w:type="gramEnd"/>
+      <w:r>
+        <w:rPr>
+          <w:rFonts w:hint="eastAsia"/>
+        </w:rPr>
+        <w:t>出的標準答案，紅色是用多項式逼近的結果，可以看出紅色幾乎</w:t>
       </w:r>
       <w:r>
         <w:rPr>
@@ -924,7 +988,21 @@
               <w:rPr>
                 <w:rFonts w:hint="eastAsia"/>
               </w:rPr>
-              <w:t>圖三：</w:t>
+              <w:t>圖</w:t>
+            </w:r>
+            <w:proofErr w:type="gramStart"/>
+            <w:r>
+              <w:rPr>
+                <w:rFonts w:hint="eastAsia"/>
+              </w:rPr>
+              <w:t>三</w:t>
+            </w:r>
+            <w:proofErr w:type="gramEnd"/>
+            <w:r>
+              <w:rPr>
+                <w:rFonts w:hint="eastAsia"/>
+              </w:rPr>
+              <w:t>：</w:t>
             </w:r>
             <w:r>
               <w:rPr>
@@ -1283,7 +1361,21 @@
         <w:rPr>
           <w:rFonts w:hint="eastAsia"/>
         </w:rPr>
-        <w:t>上述圖表刻意讓誤差變大是為了看出圖形的描繪過程，圖六右邊的凹點即是第一</w:t>
+        <w:t>上述圖表刻意讓誤差變大是為了看出圖形的描繪過程，圖六右邊的</w:t>
+      </w:r>
+      <w:proofErr w:type="gramStart"/>
+      <w:r>
+        <w:rPr>
+          <w:rFonts w:hint="eastAsia"/>
+        </w:rPr>
+        <w:t>凹</w:t>
+      </w:r>
+      <w:proofErr w:type="gramEnd"/>
+      <w:r>
+        <w:rPr>
+          <w:rFonts w:hint="eastAsia"/>
+        </w:rPr>
+        <w:t>點即是第一</w:t>
       </w:r>
       <w:r>
         <w:rPr>
@@ -1329,7 +1421,21 @@
         <w:rPr>
           <w:rFonts w:hint="eastAsia"/>
         </w:rPr>
-        <w:t>以下為高斯消去法</w:t>
+        <w:t>以下為</w:t>
+      </w:r>
+      <w:proofErr w:type="gramStart"/>
+      <w:r>
+        <w:rPr>
+          <w:rFonts w:hint="eastAsia"/>
+        </w:rPr>
+        <w:t>高斯消去</w:t>
+      </w:r>
+      <w:proofErr w:type="gramEnd"/>
+      <w:r>
+        <w:rPr>
+          <w:rFonts w:hint="eastAsia"/>
+        </w:rPr>
+        <w:t>法</w:t>
       </w:r>
       <w:r>
         <w:rPr>
@@ -1841,7 +1947,14 @@
         <w:rPr>
           <w:rFonts w:hint="eastAsia"/>
         </w:rPr>
-        <w:t>由上</w:t>
+        <w:t>由</w:t>
+      </w:r>
+      <w:proofErr w:type="gramStart"/>
+      <w:r>
+        <w:rPr>
+          <w:rFonts w:hint="eastAsia"/>
+        </w:rPr>
+        <w:t>上</w:t>
       </w:r>
       <w:r>
         <w:rPr>
@@ -1853,7 +1966,14 @@
         <w:rPr>
           <w:rFonts w:hint="eastAsia"/>
         </w:rPr>
-        <w:t>可看出不論哪種方法，誤差在剛開始都有隨著多項式次數慢慢上升而慢慢下降，且三種方法的誤差相近。</w:t>
+        <w:t>可看出</w:t>
+      </w:r>
+      <w:proofErr w:type="gramEnd"/>
+      <w:r>
+        <w:rPr>
+          <w:rFonts w:hint="eastAsia"/>
+        </w:rPr>
+        <w:t>不論哪種方法，誤差在剛開始都有隨著多項式次數慢慢上升而慢慢下降，且三種方法的誤差相近。</w:t>
       </w:r>
     </w:p>
     <w:p>
@@ -1919,7 +2039,21 @@
         <w:rPr>
           <w:rFonts w:hint="eastAsia"/>
         </w:rPr>
-        <w:t>無法預期的波動，其中高斯消去法的誤差在次數為</w:t>
+        <w:t>無法預期的波動，其中</w:t>
+      </w:r>
+      <w:proofErr w:type="gramStart"/>
+      <w:r>
+        <w:rPr>
+          <w:rFonts w:hint="eastAsia"/>
+        </w:rPr>
+        <w:t>高斯消去</w:t>
+      </w:r>
+      <w:proofErr w:type="gramEnd"/>
+      <w:r>
+        <w:rPr>
+          <w:rFonts w:hint="eastAsia"/>
+        </w:rPr>
+        <w:t>法的誤差在次數為</w:t>
       </w:r>
       <w:r>
         <w:rPr>
@@ -2050,14 +2184,30 @@
         </w:rPr>
         <w:t>矩陣是</w:t>
       </w:r>
+      <w:proofErr w:type="spellStart"/>
       <w:r>
         <w:t>Vandermonde</w:t>
       </w:r>
-      <w:r>
-        <w:rPr>
-          <w:rFonts w:hint="eastAsia"/>
-        </w:rPr>
-        <w:t>矩陣，其原本的條件數就很大了，同時隨著次數增加，平方後會失去更多精準度，因此在次數超過</w:t>
+      <w:proofErr w:type="spellEnd"/>
+      <w:r>
+        <w:rPr>
+          <w:rFonts w:hint="eastAsia"/>
+        </w:rPr>
+        <w:t>矩陣，其原本的條件數就很大了，同時隨著次數增加，平方後會失去更多精</w:t>
+      </w:r>
+      <w:proofErr w:type="gramStart"/>
+      <w:r>
+        <w:rPr>
+          <w:rFonts w:hint="eastAsia"/>
+        </w:rPr>
+        <w:t>準</w:t>
+      </w:r>
+      <w:proofErr w:type="gramEnd"/>
+      <w:r>
+        <w:rPr>
+          <w:rFonts w:hint="eastAsia"/>
+        </w:rPr>
+        <w:t>度，因此在次數超過</w:t>
       </w:r>
       <w:r>
         <w:rPr>
@@ -2300,7 +2450,6 @@
             <w:pPr>
               <w:widowControl/>
               <w:rPr>
-                <w:rFonts w:hint="eastAsia"/>
                 <w:noProof/>
               </w:rPr>
             </w:pPr>
@@ -2369,7 +2518,6 @@
             <w:pPr>
               <w:widowControl/>
               <w:rPr>
-                <w:rFonts w:hint="eastAsia"/>
                 <w:noProof/>
               </w:rPr>
             </w:pPr>
@@ -2440,7 +2588,6 @@
               <w:widowControl/>
               <w:jc w:val="center"/>
               <w:rPr>
-                <w:rFonts w:hint="eastAsia"/>
                 <w:noProof/>
               </w:rPr>
             </w:pPr>
@@ -2522,7 +2669,6 @@
               <w:widowControl/>
               <w:jc w:val="center"/>
               <w:rPr>
-                <w:rFonts w:hint="eastAsia"/>
                 <w:noProof/>
               </w:rPr>
             </w:pPr>
@@ -2604,9 +2750,6 @@
           <w:p>
             <w:pPr>
               <w:widowControl/>
-              <w:rPr>
-                <w:rFonts w:hint="eastAsia"/>
-              </w:rPr>
             </w:pPr>
             <w:r>
               <w:rPr>
@@ -2671,9 +2814,6 @@
           <w:p>
             <w:pPr>
               <w:widowControl/>
-              <w:rPr>
-                <w:rFonts w:hint="eastAsia"/>
-              </w:rPr>
             </w:pPr>
             <w:r>
               <w:rPr>
@@ -2741,9 +2881,6 @@
             <w:pPr>
               <w:widowControl/>
               <w:jc w:val="center"/>
-              <w:rPr>
-                <w:rFonts w:hint="eastAsia"/>
-              </w:rPr>
             </w:pPr>
             <w:r>
               <w:rPr>
@@ -2794,9 +2931,6 @@
             <w:pPr>
               <w:widowControl/>
               <w:jc w:val="center"/>
-              <w:rPr>
-                <w:rFonts w:hint="eastAsia"/>
-              </w:rPr>
             </w:pPr>
             <w:r>
               <w:rPr>
@@ -2852,13 +2986,11 @@
     <w:p>
       <w:pPr>
         <w:widowControl/>
-        <w:rPr>
-          <w:rFonts w:hint="eastAsia"/>
-        </w:rPr>
       </w:pPr>
       <w:r>
         <w:tab/>
       </w:r>
+      <w:proofErr w:type="gramStart"/>
       <w:r>
         <w:rPr>
           <w:rFonts w:hint="eastAsia"/>
@@ -2869,7 +3001,14 @@
         <w:rPr>
           <w:rFonts w:hint="eastAsia"/>
         </w:rPr>
-        <w:t>看出誤差值跟取樣點位置有關，</w:t>
+        <w:t>看出</w:t>
+      </w:r>
+      <w:proofErr w:type="gramEnd"/>
+      <w:r>
+        <w:rPr>
+          <w:rFonts w:hint="eastAsia"/>
+        </w:rPr>
+        <w:t>誤差值跟取樣點位置有關，</w:t>
       </w:r>
       <w:r>
         <w:rPr>
@@ -2997,7 +3136,21 @@
         <w:rPr>
           <w:rFonts w:hint="eastAsia"/>
         </w:rPr>
-        <w:t>為了分析不同結果，要對同樣的線性系統解非常多次，如果每個線性系統都共用同個變數，會使得每次開始前都要重新計算來初始化</w:t>
+        <w:t>為了分析不同結果，要對同樣的線性系統解非常多次，如果每</w:t>
+      </w:r>
+      <w:proofErr w:type="gramStart"/>
+      <w:r>
+        <w:rPr>
+          <w:rFonts w:hint="eastAsia"/>
+        </w:rPr>
+        <w:t>個</w:t>
+      </w:r>
+      <w:proofErr w:type="gramEnd"/>
+      <w:r>
+        <w:rPr>
+          <w:rFonts w:hint="eastAsia"/>
+        </w:rPr>
+        <w:t>線性系統都共用同個變數，會使得每次開始前都要重新計算來初始化</w:t>
       </w:r>
       <w:r>
         <w:rPr>
@@ -3053,6 +3206,7 @@
         </w:rPr>
         <w:t>程式部分除了線性系統的實作外，資料的紀錄也同樣有難度，最後還要將這些資料視覺化，因此光是資料的編排就費了不少努力，接著還要判斷甚麼時候存甚麼樣的資料，以及如何使用</w:t>
       </w:r>
+      <w:proofErr w:type="spellStart"/>
       <w:r>
         <w:rPr>
           <w:rFonts w:hint="eastAsia"/>
@@ -3062,6 +3216,7 @@
       <w:r>
         <w:t>nuplot</w:t>
       </w:r>
+      <w:proofErr w:type="spellEnd"/>
       <w:r>
         <w:rPr>
           <w:rFonts w:hint="eastAsia"/>
